--- a/internal_doc/03.开发设计/Story-IP绑定.docx
+++ b/internal_doc/03.开发设计/Story-IP绑定.docx
@@ -22,18 +22,16 @@
     <w:p>
       <w:pPr>
         <w:pStyle w:val="Heading1"/>
+        <w:numPr>
+          <w:ilvl w:val="0"/>
+          <w:numId w:val="2"/>
+        </w:numPr>
       </w:pPr>
       <w:r>
         <w:rPr>
           <w:rFonts w:hint="eastAsia"/>
         </w:rPr>
-        <w:t>一、</w:t>
-      </w:r>
-      <w:r>
-        <w:rPr>
-          <w:rFonts w:hint="eastAsia"/>
-        </w:rPr>
-        <w:t xml:space="preserve"> Story</w:t>
+        <w:t>Story</w:t>
       </w:r>
       <w:r>
         <w:rPr>
@@ -59,19 +57,11 @@
     <w:p>
       <w:pPr>
         <w:pStyle w:val="Heading1"/>
-      </w:pPr>
-      <w:r>
-        <w:rPr>
-          <w:rFonts w:hint="eastAsia"/>
-        </w:rPr>
-        <w:t>二、</w:t>
-      </w:r>
-      <w:r>
-        <w:rPr>
-          <w:rFonts w:hint="eastAsia"/>
-        </w:rPr>
-        <w:t xml:space="preserve"> Story</w:t>
-      </w:r>
+        <w:numPr>
+          <w:ilvl w:val="0"/>
+          <w:numId w:val="2"/>
+        </w:numPr>
+      </w:pPr>
       <w:r>
         <w:rPr>
           <w:rFonts w:hint="eastAsia"/>
@@ -110,19 +100,11 @@
     <w:p>
       <w:pPr>
         <w:pStyle w:val="Heading1"/>
-      </w:pPr>
-      <w:r>
-        <w:rPr>
-          <w:rFonts w:hint="eastAsia"/>
-        </w:rPr>
-        <w:t>三、</w:t>
-      </w:r>
-      <w:r>
-        <w:rPr>
-          <w:rFonts w:hint="eastAsia"/>
-        </w:rPr>
-        <w:t xml:space="preserve"> Story</w:t>
-      </w:r>
+        <w:numPr>
+          <w:ilvl w:val="0"/>
+          <w:numId w:val="2"/>
+        </w:numPr>
+      </w:pPr>
       <w:r>
         <w:rPr>
           <w:rFonts w:hint="eastAsia"/>
@@ -133,6 +115,10 @@
     <w:p>
       <w:pPr>
         <w:pStyle w:val="PlainText"/>
+        <w:numPr>
+          <w:ilvl w:val="0"/>
+          <w:numId w:val="3"/>
+        </w:numPr>
         <w:rPr>
           <w:rFonts w:hAnsi="宋体" w:cs="宋体"/>
         </w:rPr>
@@ -141,168 +127,228 @@
         <w:rPr>
           <w:rFonts w:hAnsi="宋体" w:cs="宋体" w:hint="eastAsia"/>
         </w:rPr>
-        <w:t>1. 增加参数internel_ip, 集群内部通信用来绑定的ip。</w:t>
+        <w:t>增加参数</w:t>
+      </w:r>
+      <w:r>
+        <w:rPr>
+          <w:rFonts w:hAnsi="宋体" w:cs="宋体" w:hint="eastAsia"/>
+        </w:rPr>
+        <w:t>svcaddr</w:t>
+      </w:r>
+      <w:r>
+        <w:rPr>
+          <w:rFonts w:hAnsi="宋体" w:cs="宋体" w:hint="eastAsia"/>
+        </w:rPr>
+        <w:t xml:space="preserve">, </w:t>
+      </w:r>
+      <w:r>
+        <w:rPr>
+          <w:rFonts w:hAnsi="宋体" w:cs="宋体" w:hint="eastAsia"/>
+        </w:rPr>
+        <w:t>tcp服务的监听地址</w:t>
+      </w:r>
+      <w:r>
+        <w:rPr>
+          <w:rFonts w:hAnsi="宋体" w:cs="宋体" w:hint="eastAsia"/>
+        </w:rPr>
+        <w:t>。</w:t>
+      </w:r>
+      <w:r>
+        <w:rPr>
+          <w:rFonts w:hAnsi="宋体" w:cs="宋体" w:hint="eastAsia"/>
+        </w:rPr>
+        <w:t>默认为0,0,0,0</w:t>
+      </w:r>
+      <w:r>
+        <w:rPr>
+          <w:rFonts w:hAnsi="宋体" w:cs="宋体" w:hint="eastAsia"/>
+        </w:rPr>
+        <w:t>。</w:t>
       </w:r>
     </w:p>
     <w:p>
       <w:pPr>
         <w:pStyle w:val="PlainText"/>
-        <w:rPr>
-          <w:rFonts w:hAnsi="宋体" w:cs="宋体"/>
-        </w:rPr>
-      </w:pPr>
-      <w:r>
-        <w:rPr>
-          <w:rFonts w:hAnsi="宋体" w:cs="宋体" w:hint="eastAsia"/>
-        </w:rPr>
-        <w:t>2. 增加参数 local_ip, 对外连接端口用来绑定的ip</w:t>
+        <w:numPr>
+          <w:ilvl w:val="0"/>
+          <w:numId w:val="3"/>
+        </w:numPr>
+        <w:rPr>
+          <w:rFonts w:hAnsi="宋体" w:cs="宋体" w:hint="eastAsia"/>
+        </w:rPr>
+      </w:pPr>
+      <w:r>
+        <w:rPr>
+          <w:rFonts w:hAnsi="宋体" w:cs="宋体" w:hint="eastAsia"/>
+        </w:rPr>
+        <w:t>增加参数</w:t>
+      </w:r>
+      <w:r>
+        <w:rPr>
+          <w:rFonts w:hAnsi="宋体" w:cs="宋体" w:hint="eastAsia"/>
+        </w:rPr>
+        <w:t>httpaddr,http服务的监听地址</w:t>
+      </w:r>
+      <w:r>
+        <w:rPr>
+          <w:rFonts w:hAnsi="宋体" w:cs="宋体" w:hint="eastAsia"/>
+        </w:rPr>
+        <w:t>。</w:t>
+      </w:r>
+      <w:r>
+        <w:rPr>
+          <w:rFonts w:hAnsi="宋体" w:cs="宋体" w:hint="eastAsia"/>
+        </w:rPr>
+        <w:t>默认为svcaddr</w:t>
+      </w:r>
+      <w:r>
+        <w:rPr>
+          <w:rFonts w:hAnsi="宋体" w:cs="宋体" w:hint="eastAsia"/>
+        </w:rPr>
+        <w:t>。</w:t>
       </w:r>
     </w:p>
     <w:p>
       <w:pPr>
-        <w:pStyle w:val="Heading1"/>
-      </w:pPr>
-      <w:r>
-        <w:rPr>
-          <w:rFonts w:hint="eastAsia"/>
-        </w:rPr>
-        <w:t>四、</w:t>
-      </w:r>
-      <w:r>
-        <w:rPr>
-          <w:rFonts w:hint="eastAsia"/>
-        </w:rPr>
-        <w:t xml:space="preserve"> Story</w:t>
-      </w:r>
-      <w:r>
-        <w:rPr>
-          <w:rFonts w:hint="eastAsia"/>
-        </w:rPr>
-        <w:t>简单设计</w:t>
+        <w:pStyle w:val="PlainText"/>
+        <w:numPr>
+          <w:ilvl w:val="0"/>
+          <w:numId w:val="3"/>
+        </w:numPr>
+        <w:rPr>
+          <w:rFonts w:hAnsi="宋体" w:cs="宋体" w:hint="eastAsia"/>
+        </w:rPr>
+      </w:pPr>
+      <w:r>
+        <w:rPr>
+          <w:rFonts w:hAnsi="宋体" w:cs="宋体" w:hint="eastAsia"/>
+        </w:rPr>
+        <w:t>增加参数</w:t>
+      </w:r>
+      <w:r>
+        <w:rPr>
+          <w:rFonts w:hAnsi="宋体" w:cs="宋体" w:hint="eastAsia"/>
+        </w:rPr>
+        <w:t>shardaddr ,默认值为0,0,0,0</w:t>
+      </w:r>
+      <w:r>
+        <w:rPr>
+          <w:rFonts w:hAnsi="宋体" w:cs="宋体" w:hint="eastAsia"/>
+        </w:rPr>
+        <w:t>。</w:t>
       </w:r>
     </w:p>
     <w:p>
       <w:pPr>
         <w:pStyle w:val="PlainText"/>
-        <w:rPr>
-          <w:rFonts w:hAnsi="宋体" w:cs="宋体" w:hint="eastAsia"/>
-        </w:rPr>
-      </w:pPr>
-      <w:r>
-        <w:rPr>
-          <w:rFonts w:hAnsi="宋体" w:cs="宋体" w:hint="eastAsia"/>
-        </w:rPr>
-        <w:t>对外涉及三个监听</w:t>
-      </w:r>
-      <w:r>
-        <w:rPr>
-          <w:rFonts w:hAnsi="宋体" w:cs="宋体" w:hint="eastAsia"/>
-        </w:rPr>
-        <w:t>端口</w:t>
-      </w:r>
-      <w:r>
-        <w:rPr>
-          <w:rFonts w:hAnsi="宋体" w:cs="宋体" w:hint="eastAsia"/>
-        </w:rPr>
-        <w:t>：TcpListener</w:t>
-      </w:r>
-      <w:r>
-        <w:rPr>
-          <w:rFonts w:hAnsi="宋体" w:cs="宋体" w:hint="eastAsia"/>
-        </w:rPr>
-        <w:t>、</w:t>
-      </w:r>
-      <w:r>
-        <w:rPr>
-          <w:rFonts w:hAnsi="宋体" w:cs="宋体" w:hint="eastAsia"/>
-        </w:rPr>
-        <w:t>RestListener</w:t>
-      </w:r>
-      <w:r>
-        <w:rPr>
-          <w:rFonts w:hAnsi="宋体" w:cs="宋体" w:hint="eastAsia"/>
-        </w:rPr>
-        <w:t>、</w:t>
-      </w:r>
-      <w:r>
-        <w:rPr>
-          <w:rFonts w:hAnsi="宋体" w:cs="宋体" w:hint="eastAsia"/>
-        </w:rPr>
-        <w:t>FapListener</w:t>
-      </w:r>
-      <w:r>
-        <w:rPr>
-          <w:rFonts w:hAnsi="宋体" w:cs="宋体" w:hint="eastAsia"/>
-        </w:rPr>
-        <w:t>。均绑定 local_ip</w:t>
+        <w:numPr>
+          <w:ilvl w:val="0"/>
+          <w:numId w:val="3"/>
+        </w:numPr>
+        <w:rPr>
+          <w:rFonts w:hAnsi="宋体" w:cs="宋体" w:hint="eastAsia"/>
+        </w:rPr>
+      </w:pPr>
+      <w:r>
+        <w:rPr>
+          <w:rFonts w:hAnsi="宋体" w:cs="宋体" w:hint="eastAsia"/>
+        </w:rPr>
+        <w:t>增加参数</w:t>
+      </w:r>
+      <w:r>
+        <w:rPr>
+          <w:rFonts w:hAnsi="宋体" w:cs="宋体" w:hint="eastAsia"/>
+        </w:rPr>
+        <w:t>repladdr,不指定默认为shardaddr</w:t>
+      </w:r>
+      <w:r>
+        <w:rPr>
+          <w:rFonts w:hAnsi="宋体" w:cs="宋体" w:hint="eastAsia"/>
+        </w:rPr>
+        <w:t>。</w:t>
       </w:r>
     </w:p>
     <w:p>
       <w:pPr>
         <w:pStyle w:val="PlainText"/>
         <w:rPr>
-          <w:rFonts w:hAnsi="宋体" w:cs="宋体" w:hint="eastAsia"/>
+          <w:rFonts w:hAnsi="宋体" w:cs="宋体"/>
         </w:rPr>
       </w:pPr>
     </w:p>
     <w:p>
       <w:pPr>
-        <w:pStyle w:val="PlainText"/>
-        <w:rPr>
-          <w:rFonts w:hAnsi="宋体" w:cs="宋体" w:hint="eastAsia"/>
-        </w:rPr>
-      </w:pPr>
-      <w:r>
-        <w:rPr>
-          <w:rFonts w:hAnsi="宋体" w:cs="宋体" w:hint="eastAsia"/>
-        </w:rPr>
-        <w:t>集群内部监听端口</w:t>
-      </w:r>
-      <w:r>
-        <w:rPr>
-          <w:rFonts w:hAnsi="宋体" w:cs="宋体" w:hint="eastAsia"/>
-        </w:rPr>
-        <w:t>都是通过netFrame绑定监听，所以只对netFrame进行ip绑定。</w:t>
+        <w:pStyle w:val="Heading1"/>
+        <w:numPr>
+          <w:ilvl w:val="0"/>
+          <w:numId w:val="2"/>
+        </w:numPr>
+        <w:rPr>
+          <w:rFonts w:hint="eastAsia"/>
+        </w:rPr>
+      </w:pPr>
+      <w:r>
+        <w:rPr>
+          <w:rFonts w:hint="eastAsia"/>
+        </w:rPr>
+        <w:t>Story</w:t>
+      </w:r>
+      <w:r>
+        <w:rPr>
+          <w:rFonts w:hint="eastAsia"/>
+        </w:rPr>
+        <w:t>简单设计</w:t>
       </w:r>
     </w:p>
     <w:p>
       <w:pPr>
-        <w:pStyle w:val="PlainText"/>
-        <w:rPr>
-          <w:rFonts w:hAnsi="宋体" w:cs="宋体"/>
-        </w:rPr>
-      </w:pPr>
+        <w:rPr>
+          <w:rFonts w:hint="eastAsia"/>
+        </w:rPr>
+      </w:pPr>
+      <w:r>
+        <w:rPr>
+          <w:rFonts w:hint="eastAsia"/>
+        </w:rPr>
+        <w:t>增加四个启动参数：</w:t>
+      </w:r>
     </w:p>
     <w:p>
       <w:pPr>
         <w:pStyle w:val="PlainText"/>
         <w:rPr>
-          <w:rFonts w:hAnsi="宋体" w:cs="宋体"/>
-        </w:rPr>
-      </w:pPr>
-      <w:r>
-        <w:rPr>
-          <w:rFonts w:hAnsi="宋体" w:cs="宋体" w:hint="eastAsia"/>
-        </w:rPr>
-        <w:t>启动参数</w:t>
-      </w:r>
-      <w:r>
-        <w:rPr>
-          <w:rFonts w:hAnsi="宋体" w:cs="宋体" w:hint="eastAsia"/>
-        </w:rPr>
-        <w:t>internel_ip</w:t>
-      </w:r>
-      <w:r>
-        <w:rPr>
-          <w:rFonts w:hAnsi="宋体" w:cs="宋体" w:hint="eastAsia"/>
-        </w:rPr>
-        <w:t>及local</w:t>
-      </w:r>
-      <w:r>
-        <w:rPr>
-          <w:rFonts w:hAnsi="宋体" w:cs="宋体" w:hint="eastAsia"/>
-        </w:rPr>
-        <w:t>_ip</w:t>
+          <w:rFonts w:hAnsi="宋体" w:cs="宋体" w:hint="eastAsia"/>
+        </w:rPr>
+      </w:pPr>
+      <w:r>
+        <w:rPr>
+          <w:rFonts w:hAnsi="宋体" w:cs="宋体" w:hint="eastAsia"/>
+        </w:rPr>
+        <w:t>svcaddr</w:t>
+      </w:r>
+      <w:r>
+        <w:rPr>
+          <w:rFonts w:hAnsi="宋体" w:cs="宋体" w:hint="eastAsia"/>
+        </w:rPr>
+        <w:t>：</w:t>
+      </w:r>
+      <w:r>
+        <w:rPr>
+          <w:rFonts w:hAnsi="宋体" w:cs="宋体" w:hint="eastAsia"/>
+        </w:rPr>
+        <w:t>tcp服务地址，</w:t>
+      </w:r>
+      <w:r>
+        <w:rPr>
+          <w:rFonts w:hAnsi="宋体" w:cs="宋体" w:hint="eastAsia"/>
+        </w:rPr>
+        <w:t>默认值为0,0,0,0</w:t>
+      </w:r>
+      <w:r>
+        <w:rPr>
+          <w:rFonts w:hAnsi="宋体" w:cs="宋体" w:hint="eastAsia"/>
+        </w:rPr>
+        <w:t>。</w:t>
       </w:r>
     </w:p>
     <w:p>
@@ -316,25 +362,61 @@
         <w:rPr>
           <w:rFonts w:hAnsi="宋体" w:cs="宋体" w:hint="eastAsia"/>
         </w:rPr>
-        <w:t>采用动态生效</w:t>
-      </w:r>
-      <w:r>
-        <w:rPr>
-          <w:rFonts w:hAnsi="宋体" w:cs="宋体" w:hint="eastAsia"/>
-        </w:rPr>
-        <w:t>，会导致一些刚发送连接请求的的连接事件无法处理，所以采用</w:t>
-      </w:r>
-      <w:r>
-        <w:rPr>
-          <w:rFonts w:hAnsi="宋体" w:cs="宋体" w:hint="eastAsia"/>
-        </w:rPr>
-        <w:t>动态配置</w:t>
-      </w:r>
-      <w:r>
-        <w:rPr>
-          <w:rFonts w:hAnsi="宋体" w:cs="宋体" w:hint="eastAsia"/>
-        </w:rPr>
-        <w:t>不生效。</w:t>
+        <w:t>httpaddr</w:t>
+      </w:r>
+      <w:r>
+        <w:rPr>
+          <w:rFonts w:hAnsi="宋体" w:cs="宋体" w:hint="eastAsia"/>
+        </w:rPr>
+        <w:t xml:space="preserve"> </w:t>
+      </w:r>
+      <w:r>
+        <w:rPr>
+          <w:rFonts w:hAnsi="宋体" w:cs="宋体" w:hint="eastAsia"/>
+        </w:rPr>
+        <w:t>：</w:t>
+      </w:r>
+      <w:r>
+        <w:rPr>
+          <w:rFonts w:hAnsi="宋体" w:cs="宋体" w:hint="eastAsia"/>
+        </w:rPr>
+        <w:t>http服务的地址</w:t>
+      </w:r>
+      <w:r>
+        <w:rPr>
+          <w:rFonts w:hAnsi="宋体" w:cs="宋体" w:hint="eastAsia"/>
+        </w:rPr>
+        <w:t>,</w:t>
+      </w:r>
+      <w:r>
+        <w:rPr>
+          <w:rFonts w:hAnsi="宋体" w:cs="宋体" w:hint="eastAsia"/>
+        </w:rPr>
+        <w:t>如果</w:t>
+      </w:r>
+      <w:r>
+        <w:rPr>
+          <w:rFonts w:hAnsi="宋体" w:cs="宋体" w:hint="eastAsia"/>
+        </w:rPr>
+        <w:t>不指定</w:t>
+      </w:r>
+      <w:r>
+        <w:rPr>
+          <w:rFonts w:hAnsi="宋体" w:cs="宋体" w:hint="eastAsia"/>
+        </w:rPr>
+        <w:t>，则</w:t>
+      </w:r>
+      <w:r>
+        <w:rPr>
+          <w:rFonts w:hAnsi="宋体" w:cs="宋体" w:hint="eastAsia"/>
+        </w:rPr>
+        <w:t>默认为svcaddr</w:t>
+      </w:r>
+      <w:r>
+        <w:rPr>
+          <w:rFonts w:hAnsi="宋体" w:cs="宋体" w:hint="eastAsia"/>
+        </w:rPr>
+        <w:t>。</w:t>
       </w:r>
     </w:p>
     <w:p>
@@ -348,61 +430,19 @@
         <w:rPr>
           <w:rFonts w:hAnsi="宋体" w:cs="宋体" w:hint="eastAsia"/>
         </w:rPr>
-        <w:t>参数规格， 必须是ip类型,如</w:t>
-      </w:r>
-      <w:r>
-        <w:rPr>
-          <w:rFonts w:hAnsi="宋体" w:cs="宋体"/>
-        </w:rPr>
-        <w:t>”</w:t>
-      </w:r>
-      <w:r>
-        <w:rPr>
-          <w:rFonts w:hAnsi="宋体" w:cs="宋体" w:hint="eastAsia"/>
-        </w:rPr>
-        <w:t>xxx.xxx.xxx.xxx</w:t>
-      </w:r>
-      <w:r>
-        <w:rPr>
-          <w:rFonts w:hAnsi="宋体" w:cs="宋体"/>
-        </w:rPr>
-        <w:t>”</w:t>
-      </w:r>
-      <w:r>
-        <w:rPr>
-          <w:rFonts w:hAnsi="宋体" w:cs="宋体" w:hint="eastAsia"/>
-        </w:rPr>
-        <w:t xml:space="preserve">, </w:t>
-      </w:r>
-      <w:r>
-        <w:rPr>
-          <w:rFonts w:hAnsi="宋体" w:cs="宋体" w:hint="eastAsia"/>
-        </w:rPr>
-        <w:t>且</w:t>
-      </w:r>
-      <w:r>
-        <w:rPr>
-          <w:rFonts w:hAnsi="宋体" w:cs="宋体" w:hint="eastAsia"/>
-        </w:rPr>
-        <w:t>ip不能为</w:t>
-      </w:r>
-      <w:r>
-        <w:rPr>
-          <w:rFonts w:hAnsi="宋体" w:cs="宋体"/>
-        </w:rPr>
-        <w:t>”</w:t>
-      </w:r>
-      <w:r>
-        <w:rPr>
-          <w:rFonts w:hAnsi="宋体" w:cs="宋体" w:hint="eastAsia"/>
-        </w:rPr>
-        <w:t>0.0.0.0</w:t>
-      </w:r>
-      <w:r>
-        <w:rPr>
-          <w:rFonts w:hAnsi="宋体" w:cs="宋体"/>
-        </w:rPr>
-        <w:t>”</w:t>
+        <w:t xml:space="preserve">shardaddr </w:t>
+      </w:r>
+      <w:r>
+        <w:rPr>
+          <w:rFonts w:hAnsi="宋体" w:cs="宋体" w:hint="eastAsia"/>
+        </w:rPr>
+        <w:t>：shard 服务地址，</w:t>
+      </w:r>
+      <w:r>
+        <w:rPr>
+          <w:rFonts w:hAnsi="宋体" w:cs="宋体" w:hint="eastAsia"/>
+        </w:rPr>
+        <w:t>默认值为0,0,0,0</w:t>
       </w:r>
       <w:r>
         <w:rPr>
@@ -415,203 +455,1984 @@
       <w:pPr>
         <w:pStyle w:val="PlainText"/>
         <w:rPr>
-          <w:rFonts w:hAnsi="宋体" w:cs="宋体"/>
-        </w:rPr>
-      </w:pPr>
+          <w:rFonts w:hAnsi="宋体" w:cs="宋体" w:hint="eastAsia"/>
+        </w:rPr>
+      </w:pPr>
+      <w:r>
+        <w:rPr>
+          <w:rFonts w:hAnsi="宋体" w:cs="宋体" w:hint="eastAsia"/>
+        </w:rPr>
+        <w:t>repladdr</w:t>
+      </w:r>
+      <w:r>
+        <w:rPr>
+          <w:rFonts w:hAnsi="宋体" w:cs="宋体" w:hint="eastAsia"/>
+        </w:rPr>
+        <w:t>： repl 服务地址，</w:t>
+      </w:r>
+      <w:r>
+        <w:rPr>
+          <w:rFonts w:hAnsi="宋体" w:cs="宋体" w:hint="eastAsia"/>
+        </w:rPr>
+        <w:t>不指定</w:t>
+      </w:r>
+      <w:r>
+        <w:rPr>
+          <w:rFonts w:hAnsi="宋体" w:cs="宋体" w:hint="eastAsia"/>
+        </w:rPr>
+        <w:t>则</w:t>
+      </w:r>
+      <w:r>
+        <w:rPr>
+          <w:rFonts w:hAnsi="宋体" w:cs="宋体" w:hint="eastAsia"/>
+        </w:rPr>
+        <w:t>默认为shardaddr</w:t>
+      </w:r>
+      <w:r>
+        <w:rPr>
+          <w:rFonts w:hAnsi="宋体" w:cs="宋体" w:hint="eastAsia"/>
+        </w:rPr>
+        <w:t>。</w:t>
+      </w:r>
     </w:p>
     <w:p>
       <w:pPr>
         <w:pStyle w:val="PlainText"/>
         <w:rPr>
-          <w:rFonts w:hAnsi="宋体" w:cs="宋体"/>
+          <w:rFonts w:hAnsi="宋体" w:cs="宋体" w:hint="eastAsia"/>
         </w:rPr>
       </w:pPr>
     </w:p>
     <w:p>
       <w:pPr>
-        <w:pStyle w:val="Heading1"/>
-      </w:pPr>
-      <w:r>
-        <w:rPr>
-          <w:rFonts w:hint="eastAsia"/>
-        </w:rPr>
-        <w:t>五、</w:t>
-      </w:r>
-      <w:r>
-        <w:rPr>
-          <w:rFonts w:hint="eastAsia"/>
-        </w:rPr>
-        <w:t xml:space="preserve"> </w:t>
-      </w:r>
-      <w:r>
-        <w:rPr>
-          <w:rFonts w:hint="eastAsia"/>
-        </w:rPr>
-        <w:t>遗留问题</w:t>
+        <w:pStyle w:val="PlainText"/>
+        <w:rPr>
+          <w:rFonts w:hAnsi="宋体" w:cs="宋体" w:hint="eastAsia"/>
+        </w:rPr>
+      </w:pPr>
+      <w:r>
+        <w:rPr>
+          <w:rFonts w:hAnsi="宋体" w:cs="宋体" w:hint="eastAsia"/>
+        </w:rPr>
+        <w:t>当svcaddr为空的时候，不开启 tcp服务；</w:t>
       </w:r>
     </w:p>
     <w:p>
       <w:pPr>
         <w:pStyle w:val="PlainText"/>
         <w:rPr>
-          <w:rFonts w:hAnsi="宋体" w:cs="宋体"/>
-        </w:rPr>
-      </w:pPr>
-      <w:r>
-        <w:rPr>
-          <w:rFonts w:hAnsi="宋体" w:cs="宋体" w:hint="eastAsia"/>
-        </w:rPr>
-        <w:t>编号</w:t>
+          <w:rFonts w:hAnsi="宋体" w:cs="宋体" w:hint="eastAsia"/>
+        </w:rPr>
+      </w:pPr>
+      <w:r>
+        <w:rPr>
+          <w:rFonts w:hAnsi="宋体" w:cs="宋体" w:hint="eastAsia"/>
+        </w:rPr>
+        <w:t>当httpaddr为空的时候，不开启http服务；</w:t>
       </w:r>
     </w:p>
     <w:p>
       <w:pPr>
         <w:pStyle w:val="PlainText"/>
         <w:rPr>
-          <w:rFonts w:hAnsi="宋体" w:cs="宋体"/>
-        </w:rPr>
-      </w:pPr>
-      <w:r>
-        <w:rPr>
-          <w:rFonts w:hAnsi="宋体" w:cs="宋体" w:hint="eastAsia"/>
-        </w:rPr>
-        <w:t>标题</w:t>
-      </w:r>
+          <w:rFonts w:hAnsi="宋体" w:cs="宋体" w:hint="eastAsia"/>
+        </w:rPr>
+      </w:pPr>
     </w:p>
     <w:p>
       <w:pPr>
         <w:pStyle w:val="PlainText"/>
         <w:rPr>
-          <w:rFonts w:hAnsi="宋体" w:cs="宋体"/>
-        </w:rPr>
-      </w:pPr>
-      <w:r>
-        <w:rPr>
-          <w:rFonts w:hAnsi="宋体" w:cs="宋体" w:hint="eastAsia"/>
-        </w:rPr>
-        <w:lastRenderedPageBreak/>
-        <w:t>描述</w:t>
+          <w:rFonts w:hAnsi="宋体" w:cs="宋体" w:hint="eastAsia"/>
+        </w:rPr>
+      </w:pPr>
+      <w:r>
+        <w:rPr>
+          <w:rFonts w:hAnsi="宋体" w:cs="宋体" w:hint="eastAsia"/>
+        </w:rPr>
+        <w:t>fap则使用svcaddr.</w:t>
       </w:r>
     </w:p>
     <w:p>
       <w:pPr>
         <w:pStyle w:val="PlainText"/>
         <w:rPr>
-          <w:rFonts w:hAnsi="宋体" w:cs="宋体"/>
-        </w:rPr>
-      </w:pPr>
+          <w:rFonts w:hAnsi="宋体" w:cs="宋体" w:hint="eastAsia"/>
+        </w:rPr>
+      </w:pPr>
+      <w:r>
+        <w:rPr>
+          <w:rFonts w:hAnsi="宋体" w:cs="宋体" w:hint="eastAsia"/>
+        </w:rPr>
+        <w:t>oma和omm则使用shardaddr.</w:t>
+      </w:r>
     </w:p>
     <w:p>
       <w:pPr>
-        <w:pStyle w:val="PlainText"/>
-        <w:rPr>
-          <w:rFonts w:hAnsi="宋体" w:cs="宋体"/>
-        </w:rPr>
-      </w:pPr>
+        <w:pStyle w:val="Heading1"/>
+        <w:numPr>
+          <w:ilvl w:val="0"/>
+          <w:numId w:val="2"/>
+        </w:numPr>
+      </w:pPr>
+      <w:r>
+        <w:rPr>
+          <w:rFonts w:hint="eastAsia"/>
+        </w:rPr>
+        <w:lastRenderedPageBreak/>
+        <w:t>遗留问题</w:t>
+      </w:r>
     </w:p>
+    <w:tbl>
+      <w:tblPr>
+        <w:tblStyle w:val="TableGrid"/>
+        <w:tblW w:w="0" w:type="auto"/>
+        <w:tblLook w:val="04A0"/>
+      </w:tblPr>
+      <w:tblGrid>
+        <w:gridCol w:w="2838"/>
+        <w:gridCol w:w="2839"/>
+        <w:gridCol w:w="2839"/>
+      </w:tblGrid>
+      <w:tr>
+        <w:tc>
+          <w:tcPr>
+            <w:tcW w:w="2838" w:type="dxa"/>
+          </w:tcPr>
+          <w:p>
+            <w:r>
+              <w:rPr>
+                <w:rFonts w:hint="eastAsia"/>
+              </w:rPr>
+              <w:t>编号</w:t>
+            </w:r>
+          </w:p>
+        </w:tc>
+        <w:tc>
+          <w:tcPr>
+            <w:tcW w:w="2839" w:type="dxa"/>
+          </w:tcPr>
+          <w:p>
+            <w:r>
+              <w:rPr>
+                <w:rFonts w:hint="eastAsia"/>
+              </w:rPr>
+              <w:t>标题</w:t>
+            </w:r>
+          </w:p>
+        </w:tc>
+        <w:tc>
+          <w:tcPr>
+            <w:tcW w:w="2839" w:type="dxa"/>
+          </w:tcPr>
+          <w:p>
+            <w:r>
+              <w:rPr>
+                <w:rFonts w:hint="eastAsia"/>
+              </w:rPr>
+              <w:t>描述</w:t>
+            </w:r>
+          </w:p>
+        </w:tc>
+      </w:tr>
+      <w:tr>
+        <w:tc>
+          <w:tcPr>
+            <w:tcW w:w="2838" w:type="dxa"/>
+          </w:tcPr>
+          <w:p/>
+        </w:tc>
+        <w:tc>
+          <w:tcPr>
+            <w:tcW w:w="2839" w:type="dxa"/>
+          </w:tcPr>
+          <w:p/>
+        </w:tc>
+        <w:tc>
+          <w:tcPr>
+            <w:tcW w:w="2839" w:type="dxa"/>
+          </w:tcPr>
+          <w:p/>
+        </w:tc>
+      </w:tr>
+    </w:tbl>
+    <w:p/>
     <w:p>
       <w:pPr>
-        <w:pStyle w:val="PlainText"/>
-        <w:rPr>
-          <w:rFonts w:hAnsi="宋体" w:cs="宋体"/>
-        </w:rPr>
-      </w:pPr>
+        <w:pStyle w:val="Heading1"/>
+        <w:numPr>
+          <w:ilvl w:val="0"/>
+          <w:numId w:val="2"/>
+        </w:numPr>
+      </w:pPr>
+      <w:r>
+        <w:rPr>
+          <w:rFonts w:hint="eastAsia"/>
+        </w:rPr>
+        <w:t>验收测试用例</w:t>
+      </w:r>
     </w:p>
-    <w:p>
-      <w:pPr>
-        <w:pStyle w:val="PlainText"/>
-        <w:rPr>
-          <w:rFonts w:hAnsi="宋体" w:cs="宋体"/>
-        </w:rPr>
-      </w:pPr>
-    </w:p>
-    <w:p>
-      <w:pPr>
-        <w:pStyle w:val="Heading1"/>
-      </w:pPr>
-      <w:r>
-        <w:rPr>
-          <w:rFonts w:hint="eastAsia"/>
-        </w:rPr>
-        <w:t>六、</w:t>
-      </w:r>
-      <w:r>
-        <w:rPr>
-          <w:rFonts w:hint="eastAsia"/>
-        </w:rPr>
-        <w:t xml:space="preserve"> </w:t>
-      </w:r>
-      <w:r>
-        <w:rPr>
-          <w:rFonts w:hint="eastAsia"/>
-        </w:rPr>
-        <w:t>验收测试用例</w:t>
-      </w:r>
-    </w:p>
-    <w:p>
-      <w:pPr>
-        <w:pStyle w:val="PlainText"/>
-        <w:rPr>
-          <w:rFonts w:hAnsi="宋体" w:cs="宋体"/>
-        </w:rPr>
-      </w:pPr>
-      <w:r>
-        <w:rPr>
-          <w:rFonts w:hAnsi="宋体" w:cs="宋体" w:hint="eastAsia"/>
-        </w:rPr>
-        <w:t>用例编号</w:t>
-      </w:r>
-    </w:p>
-    <w:p>
-      <w:pPr>
-        <w:pStyle w:val="PlainText"/>
-        <w:rPr>
-          <w:rFonts w:hAnsi="宋体" w:cs="宋体"/>
-        </w:rPr>
-      </w:pPr>
-      <w:r>
-        <w:rPr>
-          <w:rFonts w:hAnsi="宋体" w:cs="宋体" w:hint="eastAsia"/>
-        </w:rPr>
-        <w:t>用例名称</w:t>
-      </w:r>
-    </w:p>
-    <w:p>
-      <w:pPr>
-        <w:pStyle w:val="PlainText"/>
-        <w:rPr>
-          <w:rFonts w:hAnsi="宋体" w:cs="宋体"/>
-        </w:rPr>
-      </w:pPr>
-      <w:r>
-        <w:rPr>
-          <w:rFonts w:hAnsi="宋体" w:cs="宋体" w:hint="eastAsia"/>
-        </w:rPr>
-        <w:t>用例操作步骤</w:t>
-      </w:r>
-    </w:p>
-    <w:p>
-      <w:pPr>
-        <w:pStyle w:val="PlainText"/>
-        <w:rPr>
-          <w:rFonts w:hAnsi="宋体" w:cs="宋体"/>
-        </w:rPr>
-      </w:pPr>
-      <w:r>
-        <w:rPr>
-          <w:rFonts w:hAnsi="宋体" w:cs="宋体" w:hint="eastAsia"/>
-        </w:rPr>
-        <w:t>期望结果</w:t>
-      </w:r>
-    </w:p>
-    <w:p>
-      <w:pPr>
-        <w:pStyle w:val="PlainText"/>
-        <w:rPr>
-          <w:rFonts w:hAnsi="宋体" w:cs="宋体"/>
-        </w:rPr>
-      </w:pPr>
-    </w:p>
+    <w:tbl>
+      <w:tblPr>
+        <w:tblStyle w:val="TableGrid"/>
+        <w:tblW w:w="0" w:type="auto"/>
+        <w:tblLook w:val="04A0"/>
+      </w:tblPr>
+      <w:tblGrid>
+        <w:gridCol w:w="1963"/>
+        <w:gridCol w:w="2628"/>
+        <w:gridCol w:w="2039"/>
+        <w:gridCol w:w="1986"/>
+      </w:tblGrid>
+      <w:tr>
+        <w:tc>
+          <w:tcPr>
+            <w:tcW w:w="2129" w:type="dxa"/>
+          </w:tcPr>
+          <w:p>
+            <w:pPr>
+              <w:jc w:val="center"/>
+              <w:rPr>
+                <w:b/>
+              </w:rPr>
+            </w:pPr>
+            <w:r>
+              <w:rPr>
+                <w:rFonts w:hint="eastAsia"/>
+                <w:b/>
+              </w:rPr>
+              <w:t>用例编号</w:t>
+            </w:r>
+          </w:p>
+        </w:tc>
+        <w:tc>
+          <w:tcPr>
+            <w:tcW w:w="2129" w:type="dxa"/>
+          </w:tcPr>
+          <w:p>
+            <w:pPr>
+              <w:jc w:val="center"/>
+              <w:rPr>
+                <w:b/>
+              </w:rPr>
+            </w:pPr>
+            <w:r>
+              <w:rPr>
+                <w:rFonts w:hint="eastAsia"/>
+                <w:b/>
+              </w:rPr>
+              <w:t>用例名称</w:t>
+            </w:r>
+          </w:p>
+        </w:tc>
+        <w:tc>
+          <w:tcPr>
+            <w:tcW w:w="2129" w:type="dxa"/>
+          </w:tcPr>
+          <w:p>
+            <w:pPr>
+              <w:jc w:val="center"/>
+              <w:rPr>
+                <w:b/>
+              </w:rPr>
+            </w:pPr>
+            <w:r>
+              <w:rPr>
+                <w:rFonts w:hint="eastAsia"/>
+                <w:b/>
+              </w:rPr>
+              <w:t>用例操作步骤</w:t>
+            </w:r>
+          </w:p>
+        </w:tc>
+        <w:tc>
+          <w:tcPr>
+            <w:tcW w:w="2129" w:type="dxa"/>
+          </w:tcPr>
+          <w:p>
+            <w:pPr>
+              <w:jc w:val="center"/>
+              <w:rPr>
+                <w:b/>
+              </w:rPr>
+            </w:pPr>
+            <w:r>
+              <w:rPr>
+                <w:rFonts w:hint="eastAsia"/>
+                <w:b/>
+              </w:rPr>
+              <w:t>期望结果</w:t>
+            </w:r>
+          </w:p>
+        </w:tc>
+      </w:tr>
+      <w:tr>
+        <w:tc>
+          <w:tcPr>
+            <w:tcW w:w="2129" w:type="dxa"/>
+          </w:tcPr>
+          <w:p>
+            <w:pPr>
+              <w:jc w:val="center"/>
+              <w:rPr>
+                <w:rFonts w:hint="eastAsia"/>
+                <w:b/>
+              </w:rPr>
+            </w:pPr>
+            <w:r>
+              <w:rPr>
+                <w:rFonts w:hint="eastAsia"/>
+                <w:b/>
+              </w:rPr>
+              <w:t>01</w:t>
+            </w:r>
+          </w:p>
+        </w:tc>
+        <w:tc>
+          <w:tcPr>
+            <w:tcW w:w="2129" w:type="dxa"/>
+          </w:tcPr>
+          <w:p>
+            <w:pPr>
+              <w:jc w:val="center"/>
+              <w:rPr>
+                <w:rFonts w:hint="eastAsia"/>
+                <w:b/>
+              </w:rPr>
+            </w:pPr>
+            <w:r>
+              <w:rPr>
+                <w:rFonts w:hint="eastAsia"/>
+                <w:b/>
+              </w:rPr>
+              <w:t>双网卡环境</w:t>
+            </w:r>
+            <w:r>
+              <w:rPr>
+                <w:rFonts w:hint="eastAsia"/>
+                <w:b/>
+              </w:rPr>
+              <w:t>svcaddr</w:t>
+            </w:r>
+            <w:r>
+              <w:rPr>
+                <w:rFonts w:hint="eastAsia"/>
+                <w:b/>
+              </w:rPr>
+              <w:t>绑定</w:t>
+            </w:r>
+            <w:r>
+              <w:rPr>
+                <w:rFonts w:hint="eastAsia"/>
+                <w:b/>
+              </w:rPr>
+              <w:t>正常地址</w:t>
+            </w:r>
+            <w:r>
+              <w:rPr>
+                <w:rFonts w:hint="eastAsia"/>
+                <w:b/>
+              </w:rPr>
+              <w:t>1</w:t>
+            </w:r>
+          </w:p>
+        </w:tc>
+        <w:tc>
+          <w:tcPr>
+            <w:tcW w:w="2129" w:type="dxa"/>
+          </w:tcPr>
+          <w:p>
+            <w:pPr>
+              <w:jc w:val="center"/>
+              <w:rPr>
+                <w:rFonts w:hint="eastAsia"/>
+                <w:b/>
+              </w:rPr>
+            </w:pPr>
+            <w:r>
+              <w:rPr>
+                <w:rFonts w:hint="eastAsia"/>
+                <w:b/>
+              </w:rPr>
+              <w:t>svc</w:t>
+            </w:r>
+            <w:r>
+              <w:rPr>
+                <w:rFonts w:hint="eastAsia"/>
+                <w:b/>
+              </w:rPr>
+              <w:t>addr</w:t>
+            </w:r>
+            <w:r>
+              <w:rPr>
+                <w:rFonts w:hint="eastAsia"/>
+                <w:b/>
+              </w:rPr>
+              <w:t>不指定地址</w:t>
+            </w:r>
+          </w:p>
+        </w:tc>
+        <w:tc>
+          <w:tcPr>
+            <w:tcW w:w="2129" w:type="dxa"/>
+          </w:tcPr>
+          <w:p>
+            <w:pPr>
+              <w:jc w:val="center"/>
+              <w:rPr>
+                <w:rFonts w:hint="eastAsia"/>
+                <w:b/>
+              </w:rPr>
+            </w:pPr>
+            <w:r>
+              <w:rPr>
+                <w:rFonts w:hint="eastAsia"/>
+                <w:b/>
+              </w:rPr>
+              <w:t>所有</w:t>
+            </w:r>
+            <w:r>
+              <w:rPr>
+                <w:rFonts w:hint="eastAsia"/>
+                <w:b/>
+              </w:rPr>
+              <w:t>地址</w:t>
+            </w:r>
+            <w:r>
+              <w:rPr>
+                <w:rFonts w:hint="eastAsia"/>
+                <w:b/>
+              </w:rPr>
+              <w:t>均可以通过</w:t>
+            </w:r>
+            <w:r>
+              <w:rPr>
+                <w:rFonts w:hint="eastAsia"/>
+                <w:b/>
+              </w:rPr>
+              <w:t>tcp</w:t>
+            </w:r>
+            <w:r>
+              <w:rPr>
+                <w:rFonts w:hint="eastAsia"/>
+                <w:b/>
+              </w:rPr>
+              <w:t>和</w:t>
+            </w:r>
+            <w:r>
+              <w:rPr>
+                <w:rFonts w:hint="eastAsia"/>
+                <w:b/>
+              </w:rPr>
+              <w:t>http</w:t>
+            </w:r>
+            <w:r>
+              <w:rPr>
+                <w:rFonts w:hint="eastAsia"/>
+                <w:b/>
+              </w:rPr>
+              <w:t>连接</w:t>
+            </w:r>
+          </w:p>
+        </w:tc>
+      </w:tr>
+      <w:tr>
+        <w:tc>
+          <w:tcPr>
+            <w:tcW w:w="2129" w:type="dxa"/>
+          </w:tcPr>
+          <w:p>
+            <w:pPr>
+              <w:jc w:val="center"/>
+              <w:rPr>
+                <w:rFonts w:hint="eastAsia"/>
+                <w:b/>
+              </w:rPr>
+            </w:pPr>
+            <w:r>
+              <w:rPr>
+                <w:rFonts w:hint="eastAsia"/>
+                <w:b/>
+              </w:rPr>
+              <w:t>0</w:t>
+            </w:r>
+            <w:r>
+              <w:rPr>
+                <w:rFonts w:hint="eastAsia"/>
+                <w:b/>
+              </w:rPr>
+              <w:t>2</w:t>
+            </w:r>
+          </w:p>
+        </w:tc>
+        <w:tc>
+          <w:tcPr>
+            <w:tcW w:w="2129" w:type="dxa"/>
+          </w:tcPr>
+          <w:p>
+            <w:pPr>
+              <w:jc w:val="center"/>
+              <w:rPr>
+                <w:rFonts w:hint="eastAsia"/>
+                <w:b/>
+              </w:rPr>
+            </w:pPr>
+            <w:r>
+              <w:rPr>
+                <w:rFonts w:hint="eastAsia"/>
+                <w:b/>
+              </w:rPr>
+              <w:t>双网卡环境</w:t>
+            </w:r>
+            <w:r>
+              <w:rPr>
+                <w:rFonts w:hint="eastAsia"/>
+                <w:b/>
+              </w:rPr>
+              <w:t>svcaddr</w:t>
+            </w:r>
+            <w:r>
+              <w:rPr>
+                <w:rFonts w:hint="eastAsia"/>
+                <w:b/>
+              </w:rPr>
+              <w:t>绑定</w:t>
+            </w:r>
+            <w:r>
+              <w:rPr>
+                <w:rFonts w:hint="eastAsia"/>
+                <w:b/>
+              </w:rPr>
+              <w:t>正常地址</w:t>
+            </w:r>
+            <w:r>
+              <w:rPr>
+                <w:rFonts w:hint="eastAsia"/>
+                <w:b/>
+              </w:rPr>
+              <w:t>2</w:t>
+            </w:r>
+          </w:p>
+        </w:tc>
+        <w:tc>
+          <w:tcPr>
+            <w:tcW w:w="2129" w:type="dxa"/>
+          </w:tcPr>
+          <w:p>
+            <w:pPr>
+              <w:jc w:val="center"/>
+              <w:rPr>
+                <w:rFonts w:hint="eastAsia"/>
+                <w:b/>
+              </w:rPr>
+            </w:pPr>
+            <w:r>
+              <w:rPr>
+                <w:rFonts w:hint="eastAsia"/>
+                <w:b/>
+              </w:rPr>
+              <w:t>svc</w:t>
+            </w:r>
+            <w:r>
+              <w:rPr>
+                <w:rFonts w:hint="eastAsia"/>
+                <w:b/>
+              </w:rPr>
+              <w:t>addr</w:t>
+            </w:r>
+            <w:r>
+              <w:rPr>
+                <w:rFonts w:hint="eastAsia"/>
+                <w:b/>
+              </w:rPr>
+              <w:t>指定地址</w:t>
+            </w:r>
+          </w:p>
+        </w:tc>
+        <w:tc>
+          <w:tcPr>
+            <w:tcW w:w="2129" w:type="dxa"/>
+          </w:tcPr>
+          <w:p>
+            <w:pPr>
+              <w:jc w:val="center"/>
+              <w:rPr>
+                <w:rFonts w:hint="eastAsia"/>
+                <w:b/>
+              </w:rPr>
+            </w:pPr>
+            <w:r>
+              <w:rPr>
+                <w:rFonts w:hint="eastAsia"/>
+                <w:b/>
+              </w:rPr>
+              <w:t>只有</w:t>
+            </w:r>
+            <w:r>
+              <w:rPr>
+                <w:rFonts w:hint="eastAsia"/>
+                <w:b/>
+              </w:rPr>
+              <w:t>指定</w:t>
+            </w:r>
+            <w:r>
+              <w:rPr>
+                <w:rFonts w:hint="eastAsia"/>
+                <w:b/>
+              </w:rPr>
+              <w:t>地址</w:t>
+            </w:r>
+            <w:r>
+              <w:rPr>
+                <w:rFonts w:hint="eastAsia"/>
+                <w:b/>
+              </w:rPr>
+              <w:t>均可以通过</w:t>
+            </w:r>
+            <w:r>
+              <w:rPr>
+                <w:rFonts w:hint="eastAsia"/>
+                <w:b/>
+              </w:rPr>
+              <w:t>tcp</w:t>
+            </w:r>
+            <w:r>
+              <w:rPr>
+                <w:rFonts w:hint="eastAsia"/>
+                <w:b/>
+              </w:rPr>
+              <w:t>和</w:t>
+            </w:r>
+            <w:r>
+              <w:rPr>
+                <w:rFonts w:hint="eastAsia"/>
+                <w:b/>
+              </w:rPr>
+              <w:t>http</w:t>
+            </w:r>
+            <w:r>
+              <w:rPr>
+                <w:rFonts w:hint="eastAsia"/>
+                <w:b/>
+              </w:rPr>
+              <w:t>连接</w:t>
+            </w:r>
+          </w:p>
+        </w:tc>
+      </w:tr>
+      <w:tr>
+        <w:tc>
+          <w:tcPr>
+            <w:tcW w:w="2129" w:type="dxa"/>
+          </w:tcPr>
+          <w:p>
+            <w:pPr>
+              <w:jc w:val="center"/>
+              <w:rPr>
+                <w:rFonts w:hint="eastAsia"/>
+                <w:b/>
+              </w:rPr>
+            </w:pPr>
+            <w:r>
+              <w:rPr>
+                <w:rFonts w:hint="eastAsia"/>
+                <w:b/>
+              </w:rPr>
+              <w:t>0</w:t>
+            </w:r>
+            <w:r>
+              <w:rPr>
+                <w:rFonts w:hint="eastAsia"/>
+                <w:b/>
+              </w:rPr>
+              <w:t>3</w:t>
+            </w:r>
+          </w:p>
+        </w:tc>
+        <w:tc>
+          <w:tcPr>
+            <w:tcW w:w="2129" w:type="dxa"/>
+          </w:tcPr>
+          <w:p>
+            <w:pPr>
+              <w:jc w:val="center"/>
+              <w:rPr>
+                <w:rFonts w:hint="eastAsia"/>
+                <w:b/>
+              </w:rPr>
+            </w:pPr>
+            <w:r>
+              <w:rPr>
+                <w:rFonts w:hint="eastAsia"/>
+                <w:b/>
+              </w:rPr>
+              <w:t>双网卡环境</w:t>
+            </w:r>
+            <w:r>
+              <w:rPr>
+                <w:rFonts w:hint="eastAsia"/>
+                <w:b/>
+              </w:rPr>
+              <w:t>httpaddr</w:t>
+            </w:r>
+            <w:r>
+              <w:rPr>
+                <w:rFonts w:hint="eastAsia"/>
+                <w:b/>
+              </w:rPr>
+              <w:t>绑定</w:t>
+            </w:r>
+            <w:r>
+              <w:rPr>
+                <w:rFonts w:hint="eastAsia"/>
+                <w:b/>
+              </w:rPr>
+              <w:t>正常地址</w:t>
+            </w:r>
+            <w:r>
+              <w:rPr>
+                <w:rFonts w:hint="eastAsia"/>
+                <w:b/>
+              </w:rPr>
+              <w:t>1</w:t>
+            </w:r>
+          </w:p>
+        </w:tc>
+        <w:tc>
+          <w:tcPr>
+            <w:tcW w:w="2129" w:type="dxa"/>
+          </w:tcPr>
+          <w:p>
+            <w:pPr>
+              <w:jc w:val="center"/>
+              <w:rPr>
+                <w:rFonts w:hint="eastAsia"/>
+                <w:b/>
+              </w:rPr>
+            </w:pPr>
+            <w:r>
+              <w:rPr>
+                <w:rFonts w:hint="eastAsia"/>
+                <w:b/>
+              </w:rPr>
+              <w:t>svc</w:t>
+            </w:r>
+            <w:r>
+              <w:rPr>
+                <w:rFonts w:hint="eastAsia"/>
+                <w:b/>
+              </w:rPr>
+              <w:t>addr</w:t>
+            </w:r>
+            <w:r>
+              <w:rPr>
+                <w:rFonts w:hint="eastAsia"/>
+                <w:b/>
+              </w:rPr>
+              <w:t>不指定地址</w:t>
+            </w:r>
+          </w:p>
+          <w:p>
+            <w:pPr>
+              <w:jc w:val="center"/>
+              <w:rPr>
+                <w:rFonts w:hint="eastAsia"/>
+                <w:b/>
+              </w:rPr>
+            </w:pPr>
+            <w:r>
+              <w:rPr>
+                <w:rFonts w:hint="eastAsia"/>
+                <w:b/>
+              </w:rPr>
+              <w:t>httpaddr</w:t>
+            </w:r>
+            <w:r>
+              <w:rPr>
+                <w:rFonts w:hint="eastAsia"/>
+                <w:b/>
+              </w:rPr>
+              <w:t>指定地址</w:t>
+            </w:r>
+          </w:p>
+        </w:tc>
+        <w:tc>
+          <w:tcPr>
+            <w:tcW w:w="2129" w:type="dxa"/>
+          </w:tcPr>
+          <w:p>
+            <w:pPr>
+              <w:jc w:val="center"/>
+              <w:rPr>
+                <w:rFonts w:hint="eastAsia"/>
+                <w:b/>
+              </w:rPr>
+            </w:pPr>
+            <w:r>
+              <w:rPr>
+                <w:rFonts w:hint="eastAsia"/>
+                <w:b/>
+              </w:rPr>
+              <w:t>所有网卡均可以通过</w:t>
+            </w:r>
+            <w:r>
+              <w:rPr>
+                <w:rFonts w:hint="eastAsia"/>
+                <w:b/>
+              </w:rPr>
+              <w:t>tcp</w:t>
+            </w:r>
+            <w:r>
+              <w:rPr>
+                <w:rFonts w:hint="eastAsia"/>
+                <w:b/>
+              </w:rPr>
+              <w:t>连接，</w:t>
+            </w:r>
+            <w:r>
+              <w:rPr>
+                <w:rFonts w:hint="eastAsia"/>
+                <w:b/>
+              </w:rPr>
+              <w:t>只有</w:t>
+            </w:r>
+            <w:r>
+              <w:rPr>
+                <w:rFonts w:hint="eastAsia"/>
+                <w:b/>
+              </w:rPr>
+              <w:t>指定网卡可以</w:t>
+            </w:r>
+            <w:r>
+              <w:rPr>
+                <w:rFonts w:hint="eastAsia"/>
+                <w:b/>
+              </w:rPr>
+              <w:t>http</w:t>
+            </w:r>
+            <w:r>
+              <w:rPr>
+                <w:rFonts w:hint="eastAsia"/>
+                <w:b/>
+              </w:rPr>
+              <w:t>连接</w:t>
+            </w:r>
+          </w:p>
+        </w:tc>
+      </w:tr>
+      <w:tr>
+        <w:tc>
+          <w:tcPr>
+            <w:tcW w:w="2129" w:type="dxa"/>
+          </w:tcPr>
+          <w:p>
+            <w:pPr>
+              <w:jc w:val="center"/>
+              <w:rPr>
+                <w:rFonts w:hint="eastAsia"/>
+                <w:b/>
+              </w:rPr>
+            </w:pPr>
+            <w:r>
+              <w:rPr>
+                <w:rFonts w:hint="eastAsia"/>
+                <w:b/>
+              </w:rPr>
+              <w:t>04</w:t>
+            </w:r>
+          </w:p>
+        </w:tc>
+        <w:tc>
+          <w:tcPr>
+            <w:tcW w:w="2129" w:type="dxa"/>
+          </w:tcPr>
+          <w:p>
+            <w:pPr>
+              <w:jc w:val="center"/>
+              <w:rPr>
+                <w:rFonts w:hint="eastAsia"/>
+                <w:b/>
+              </w:rPr>
+            </w:pPr>
+            <w:r>
+              <w:rPr>
+                <w:rFonts w:hint="eastAsia"/>
+                <w:b/>
+              </w:rPr>
+              <w:t>双网卡环境</w:t>
+            </w:r>
+            <w:r>
+              <w:rPr>
+                <w:rFonts w:hint="eastAsia"/>
+                <w:b/>
+              </w:rPr>
+              <w:t>httpaddr</w:t>
+            </w:r>
+            <w:r>
+              <w:rPr>
+                <w:rFonts w:hint="eastAsia"/>
+                <w:b/>
+              </w:rPr>
+              <w:t>绑定</w:t>
+            </w:r>
+            <w:r>
+              <w:rPr>
+                <w:rFonts w:hint="eastAsia"/>
+                <w:b/>
+              </w:rPr>
+              <w:t>正常地址</w:t>
+            </w:r>
+            <w:r>
+              <w:rPr>
+                <w:rFonts w:hint="eastAsia"/>
+                <w:b/>
+              </w:rPr>
+              <w:t>2</w:t>
+            </w:r>
+          </w:p>
+        </w:tc>
+        <w:tc>
+          <w:tcPr>
+            <w:tcW w:w="2129" w:type="dxa"/>
+          </w:tcPr>
+          <w:p>
+            <w:pPr>
+              <w:jc w:val="center"/>
+              <w:rPr>
+                <w:rFonts w:hint="eastAsia"/>
+                <w:b/>
+              </w:rPr>
+            </w:pPr>
+            <w:r>
+              <w:rPr>
+                <w:rFonts w:hint="eastAsia"/>
+                <w:b/>
+              </w:rPr>
+              <w:t>svc</w:t>
+            </w:r>
+            <w:r>
+              <w:rPr>
+                <w:rFonts w:hint="eastAsia"/>
+                <w:b/>
+              </w:rPr>
+              <w:t>addr</w:t>
+            </w:r>
+            <w:r>
+              <w:rPr>
+                <w:rFonts w:hint="eastAsia"/>
+                <w:b/>
+              </w:rPr>
+              <w:t>指定地址</w:t>
+            </w:r>
+            <w:r>
+              <w:rPr>
+                <w:rFonts w:hint="eastAsia"/>
+                <w:b/>
+              </w:rPr>
+              <w:t>a</w:t>
+            </w:r>
+          </w:p>
+          <w:p>
+            <w:pPr>
+              <w:jc w:val="center"/>
+              <w:rPr>
+                <w:rFonts w:hint="eastAsia"/>
+                <w:b/>
+              </w:rPr>
+            </w:pPr>
+            <w:r>
+              <w:rPr>
+                <w:rFonts w:hint="eastAsia"/>
+                <w:b/>
+              </w:rPr>
+              <w:t>httpaddr</w:t>
+            </w:r>
+            <w:r>
+              <w:rPr>
+                <w:rFonts w:hint="eastAsia"/>
+                <w:b/>
+              </w:rPr>
+              <w:t>指定地址</w:t>
+            </w:r>
+            <w:r>
+              <w:rPr>
+                <w:rFonts w:hint="eastAsia"/>
+                <w:b/>
+              </w:rPr>
+              <w:t>b</w:t>
+            </w:r>
+          </w:p>
+        </w:tc>
+        <w:tc>
+          <w:tcPr>
+            <w:tcW w:w="2129" w:type="dxa"/>
+          </w:tcPr>
+          <w:p>
+            <w:pPr>
+              <w:jc w:val="center"/>
+              <w:rPr>
+                <w:rFonts w:hint="eastAsia"/>
+                <w:b/>
+              </w:rPr>
+            </w:pPr>
+            <w:r>
+              <w:rPr>
+                <w:rFonts w:hint="eastAsia"/>
+                <w:b/>
+              </w:rPr>
+              <w:t>tcp</w:t>
+            </w:r>
+            <w:r>
+              <w:rPr>
+                <w:rFonts w:hint="eastAsia"/>
+                <w:b/>
+              </w:rPr>
+              <w:t>只能通过</w:t>
+            </w:r>
+            <w:r>
+              <w:rPr>
+                <w:rFonts w:hint="eastAsia"/>
+                <w:b/>
+              </w:rPr>
+              <w:t>a</w:t>
+            </w:r>
+            <w:r>
+              <w:rPr>
+                <w:rFonts w:hint="eastAsia"/>
+                <w:b/>
+              </w:rPr>
+              <w:t>连接，</w:t>
+            </w:r>
+            <w:r>
+              <w:rPr>
+                <w:rFonts w:hint="eastAsia"/>
+                <w:b/>
+              </w:rPr>
+              <w:t>http</w:t>
+            </w:r>
+            <w:r>
+              <w:rPr>
+                <w:rFonts w:hint="eastAsia"/>
+                <w:b/>
+              </w:rPr>
+              <w:t>只能通过</w:t>
+            </w:r>
+            <w:r>
+              <w:rPr>
+                <w:rFonts w:hint="eastAsia"/>
+                <w:b/>
+              </w:rPr>
+              <w:t>b</w:t>
+            </w:r>
+            <w:r>
+              <w:rPr>
+                <w:rFonts w:hint="eastAsia"/>
+                <w:b/>
+              </w:rPr>
+              <w:t>连接</w:t>
+            </w:r>
+          </w:p>
+        </w:tc>
+      </w:tr>
+      <w:tr>
+        <w:tc>
+          <w:tcPr>
+            <w:tcW w:w="2129" w:type="dxa"/>
+          </w:tcPr>
+          <w:p>
+            <w:pPr>
+              <w:jc w:val="center"/>
+              <w:rPr>
+                <w:rFonts w:hint="eastAsia"/>
+                <w:b/>
+              </w:rPr>
+            </w:pPr>
+            <w:r>
+              <w:rPr>
+                <w:rFonts w:hint="eastAsia"/>
+                <w:b/>
+              </w:rPr>
+              <w:t>0</w:t>
+            </w:r>
+            <w:r>
+              <w:rPr>
+                <w:rFonts w:hint="eastAsia"/>
+                <w:b/>
+              </w:rPr>
+              <w:t>5</w:t>
+            </w:r>
+          </w:p>
+        </w:tc>
+        <w:tc>
+          <w:tcPr>
+            <w:tcW w:w="2129" w:type="dxa"/>
+          </w:tcPr>
+          <w:p>
+            <w:pPr>
+              <w:jc w:val="center"/>
+              <w:rPr>
+                <w:rFonts w:hint="eastAsia"/>
+                <w:b/>
+              </w:rPr>
+            </w:pPr>
+            <w:r>
+              <w:rPr>
+                <w:rFonts w:hint="eastAsia"/>
+                <w:b/>
+              </w:rPr>
+              <w:t>双网卡</w:t>
+            </w:r>
+            <w:r>
+              <w:rPr>
+                <w:rFonts w:hint="eastAsia"/>
+                <w:b/>
+              </w:rPr>
+              <w:t>3Data+1Coord+3Catalog</w:t>
+            </w:r>
+            <w:r>
+              <w:rPr>
+                <w:rFonts w:hint="eastAsia"/>
+                <w:b/>
+              </w:rPr>
+              <w:t>环境</w:t>
+            </w:r>
+            <w:r>
+              <w:rPr>
+                <w:rFonts w:hint="eastAsia"/>
+                <w:b/>
+              </w:rPr>
+              <w:t>shardaddr</w:t>
+            </w:r>
+            <w:r>
+              <w:rPr>
+                <w:rFonts w:hint="eastAsia"/>
+                <w:b/>
+              </w:rPr>
+              <w:t>绑定</w:t>
+            </w:r>
+            <w:r>
+              <w:rPr>
+                <w:rFonts w:hint="eastAsia"/>
+                <w:b/>
+              </w:rPr>
+              <w:t>正常地址</w:t>
+            </w:r>
+            <w:r>
+              <w:rPr>
+                <w:rFonts w:hint="eastAsia"/>
+                <w:b/>
+              </w:rPr>
+              <w:t>1</w:t>
+            </w:r>
+          </w:p>
+        </w:tc>
+        <w:tc>
+          <w:tcPr>
+            <w:tcW w:w="2129" w:type="dxa"/>
+          </w:tcPr>
+          <w:p>
+            <w:pPr>
+              <w:jc w:val="center"/>
+              <w:rPr>
+                <w:rFonts w:hint="eastAsia"/>
+                <w:b/>
+              </w:rPr>
+            </w:pPr>
+            <w:r>
+              <w:rPr>
+                <w:rFonts w:hint="eastAsia"/>
+                <w:b/>
+              </w:rPr>
+              <w:t>shardaddr</w:t>
+            </w:r>
+            <w:r>
+              <w:rPr>
+                <w:rFonts w:hint="eastAsia"/>
+                <w:b/>
+              </w:rPr>
+              <w:t>不指定地址</w:t>
+            </w:r>
+          </w:p>
+        </w:tc>
+        <w:tc>
+          <w:tcPr>
+            <w:tcW w:w="2129" w:type="dxa"/>
+          </w:tcPr>
+          <w:p>
+            <w:pPr>
+              <w:jc w:val="center"/>
+              <w:rPr>
+                <w:rFonts w:hint="eastAsia"/>
+                <w:b/>
+              </w:rPr>
+            </w:pPr>
+            <w:r>
+              <w:rPr>
+                <w:rFonts w:hint="eastAsia"/>
+                <w:b/>
+              </w:rPr>
+              <w:t>数据节点禁掉任何一个网卡，集群业务仍可正常进行</w:t>
+            </w:r>
+            <w:r>
+              <w:rPr>
+                <w:rFonts w:hint="eastAsia"/>
+                <w:b/>
+              </w:rPr>
+              <w:t>,</w:t>
+            </w:r>
+          </w:p>
+        </w:tc>
+      </w:tr>
+      <w:tr>
+        <w:tc>
+          <w:tcPr>
+            <w:tcW w:w="2129" w:type="dxa"/>
+          </w:tcPr>
+          <w:p>
+            <w:pPr>
+              <w:jc w:val="center"/>
+              <w:rPr>
+                <w:rFonts w:hint="eastAsia"/>
+                <w:b/>
+              </w:rPr>
+            </w:pPr>
+            <w:r>
+              <w:rPr>
+                <w:rFonts w:hint="eastAsia"/>
+                <w:b/>
+              </w:rPr>
+              <w:t>0</w:t>
+            </w:r>
+            <w:r>
+              <w:rPr>
+                <w:rFonts w:hint="eastAsia"/>
+                <w:b/>
+              </w:rPr>
+              <w:t>6</w:t>
+            </w:r>
+          </w:p>
+        </w:tc>
+        <w:tc>
+          <w:tcPr>
+            <w:tcW w:w="2129" w:type="dxa"/>
+          </w:tcPr>
+          <w:p>
+            <w:pPr>
+              <w:jc w:val="center"/>
+              <w:rPr>
+                <w:rFonts w:hint="eastAsia"/>
+                <w:b/>
+              </w:rPr>
+            </w:pPr>
+            <w:r>
+              <w:rPr>
+                <w:rFonts w:hint="eastAsia"/>
+                <w:b/>
+              </w:rPr>
+              <w:t>双网卡环境</w:t>
+            </w:r>
+            <w:r>
+              <w:rPr>
+                <w:rFonts w:hint="eastAsia"/>
+                <w:b/>
+              </w:rPr>
+              <w:t>shardaddr</w:t>
+            </w:r>
+            <w:r>
+              <w:rPr>
+                <w:rFonts w:hint="eastAsia"/>
+                <w:b/>
+              </w:rPr>
+              <w:t>绑定</w:t>
+            </w:r>
+            <w:r>
+              <w:rPr>
+                <w:rFonts w:hint="eastAsia"/>
+                <w:b/>
+              </w:rPr>
+              <w:t>正常地址</w:t>
+            </w:r>
+            <w:r>
+              <w:rPr>
+                <w:rFonts w:hint="eastAsia"/>
+                <w:b/>
+              </w:rPr>
+              <w:t>2</w:t>
+            </w:r>
+          </w:p>
+        </w:tc>
+        <w:tc>
+          <w:tcPr>
+            <w:tcW w:w="2129" w:type="dxa"/>
+          </w:tcPr>
+          <w:p>
+            <w:pPr>
+              <w:jc w:val="center"/>
+              <w:rPr>
+                <w:rFonts w:hint="eastAsia"/>
+                <w:b/>
+              </w:rPr>
+            </w:pPr>
+            <w:r>
+              <w:rPr>
+                <w:rFonts w:hint="eastAsia"/>
+                <w:b/>
+              </w:rPr>
+              <w:t>shardaddr</w:t>
+            </w:r>
+            <w:r>
+              <w:rPr>
+                <w:rFonts w:hint="eastAsia"/>
+                <w:b/>
+              </w:rPr>
+              <w:t>指定地址</w:t>
+            </w:r>
+          </w:p>
+        </w:tc>
+        <w:tc>
+          <w:tcPr>
+            <w:tcW w:w="2129" w:type="dxa"/>
+          </w:tcPr>
+          <w:p>
+            <w:pPr>
+              <w:jc w:val="center"/>
+              <w:rPr>
+                <w:rFonts w:hint="eastAsia"/>
+                <w:b/>
+              </w:rPr>
+            </w:pPr>
+            <w:r>
+              <w:rPr>
+                <w:rFonts w:hint="eastAsia"/>
+                <w:b/>
+              </w:rPr>
+              <w:t>数据节点禁掉</w:t>
+            </w:r>
+            <w:r>
+              <w:rPr>
+                <w:rFonts w:hint="eastAsia"/>
+                <w:b/>
+              </w:rPr>
+              <w:t>指定地址</w:t>
+            </w:r>
+            <w:r>
+              <w:rPr>
+                <w:rFonts w:hint="eastAsia"/>
+                <w:b/>
+              </w:rPr>
+              <w:t>对应的网卡，集群业务不能进行，且发生主本切换</w:t>
+            </w:r>
+          </w:p>
+        </w:tc>
+      </w:tr>
+      <w:tr>
+        <w:tc>
+          <w:tcPr>
+            <w:tcW w:w="2129" w:type="dxa"/>
+          </w:tcPr>
+          <w:p>
+            <w:pPr>
+              <w:jc w:val="center"/>
+              <w:rPr>
+                <w:rFonts w:hint="eastAsia"/>
+                <w:b/>
+              </w:rPr>
+            </w:pPr>
+            <w:r>
+              <w:rPr>
+                <w:rFonts w:hint="eastAsia"/>
+                <w:b/>
+              </w:rPr>
+              <w:t>0</w:t>
+            </w:r>
+            <w:r>
+              <w:rPr>
+                <w:rFonts w:hint="eastAsia"/>
+                <w:b/>
+              </w:rPr>
+              <w:t>7</w:t>
+            </w:r>
+          </w:p>
+        </w:tc>
+        <w:tc>
+          <w:tcPr>
+            <w:tcW w:w="2129" w:type="dxa"/>
+          </w:tcPr>
+          <w:p>
+            <w:pPr>
+              <w:jc w:val="center"/>
+              <w:rPr>
+                <w:rFonts w:hint="eastAsia"/>
+                <w:b/>
+              </w:rPr>
+            </w:pPr>
+            <w:r>
+              <w:rPr>
+                <w:rFonts w:hint="eastAsia"/>
+                <w:b/>
+              </w:rPr>
+              <w:t>双网卡环境</w:t>
+            </w:r>
+            <w:r>
+              <w:rPr>
+                <w:rFonts w:hint="eastAsia"/>
+                <w:b/>
+              </w:rPr>
+              <w:t>repladdr</w:t>
+            </w:r>
+            <w:r>
+              <w:rPr>
+                <w:rFonts w:hint="eastAsia"/>
+                <w:b/>
+              </w:rPr>
+              <w:t>绑定</w:t>
+            </w:r>
+            <w:r>
+              <w:rPr>
+                <w:rFonts w:hint="eastAsia"/>
+                <w:b/>
+              </w:rPr>
+              <w:t>正常地址</w:t>
+            </w:r>
+            <w:r>
+              <w:rPr>
+                <w:rFonts w:hint="eastAsia"/>
+                <w:b/>
+              </w:rPr>
+              <w:t>1</w:t>
+            </w:r>
+          </w:p>
+        </w:tc>
+        <w:tc>
+          <w:tcPr>
+            <w:tcW w:w="2129" w:type="dxa"/>
+          </w:tcPr>
+          <w:p>
+            <w:pPr>
+              <w:jc w:val="center"/>
+              <w:rPr>
+                <w:rFonts w:hint="eastAsia"/>
+                <w:b/>
+              </w:rPr>
+            </w:pPr>
+            <w:r>
+              <w:rPr>
+                <w:rFonts w:hint="eastAsia"/>
+                <w:b/>
+              </w:rPr>
+              <w:t>shardaddr</w:t>
+            </w:r>
+            <w:r>
+              <w:rPr>
+                <w:rFonts w:hint="eastAsia"/>
+                <w:b/>
+              </w:rPr>
+              <w:t>不指定地址</w:t>
+            </w:r>
+          </w:p>
+          <w:p>
+            <w:pPr>
+              <w:jc w:val="center"/>
+              <w:rPr>
+                <w:rFonts w:hint="eastAsia"/>
+                <w:b/>
+              </w:rPr>
+            </w:pPr>
+            <w:r>
+              <w:rPr>
+                <w:rFonts w:hint="eastAsia"/>
+                <w:b/>
+              </w:rPr>
+              <w:t>repladdr</w:t>
+            </w:r>
+            <w:r>
+              <w:rPr>
+                <w:rFonts w:hint="eastAsia"/>
+                <w:b/>
+              </w:rPr>
+              <w:t>指定地址</w:t>
+            </w:r>
+          </w:p>
+        </w:tc>
+        <w:tc>
+          <w:tcPr>
+            <w:tcW w:w="2129" w:type="dxa"/>
+          </w:tcPr>
+          <w:p>
+            <w:pPr>
+              <w:jc w:val="center"/>
+              <w:rPr>
+                <w:rFonts w:hint="eastAsia"/>
+                <w:b/>
+              </w:rPr>
+            </w:pPr>
+            <w:r>
+              <w:rPr>
+                <w:rFonts w:hint="eastAsia"/>
+                <w:b/>
+              </w:rPr>
+              <w:t>禁掉任一</w:t>
+            </w:r>
+            <w:r>
+              <w:rPr>
+                <w:rFonts w:hint="eastAsia"/>
+                <w:b/>
+              </w:rPr>
+              <w:t>网卡均可以</w:t>
+            </w:r>
+            <w:r>
+              <w:rPr>
+                <w:rFonts w:hint="eastAsia"/>
+                <w:b/>
+              </w:rPr>
+              <w:t>集群仍然可以查询；禁掉</w:t>
+            </w:r>
+            <w:r>
+              <w:rPr>
+                <w:rFonts w:hint="eastAsia"/>
+                <w:b/>
+              </w:rPr>
+              <w:t>repl</w:t>
+            </w:r>
+            <w:r>
+              <w:rPr>
+                <w:rFonts w:hint="eastAsia"/>
+                <w:b/>
+              </w:rPr>
+              <w:t>指定网卡，</w:t>
+            </w:r>
+            <w:r>
+              <w:rPr>
+                <w:rFonts w:hint="eastAsia"/>
+                <w:b/>
+              </w:rPr>
+              <w:t>发生主备切换</w:t>
+            </w:r>
+            <w:r>
+              <w:rPr>
+                <w:rFonts w:hint="eastAsia"/>
+                <w:b/>
+              </w:rPr>
+              <w:t>。</w:t>
+            </w:r>
+          </w:p>
+        </w:tc>
+      </w:tr>
+      <w:tr>
+        <w:tc>
+          <w:tcPr>
+            <w:tcW w:w="2129" w:type="dxa"/>
+          </w:tcPr>
+          <w:p>
+            <w:pPr>
+              <w:jc w:val="center"/>
+              <w:rPr>
+                <w:rFonts w:hint="eastAsia"/>
+                <w:b/>
+              </w:rPr>
+            </w:pPr>
+            <w:r>
+              <w:rPr>
+                <w:rFonts w:hint="eastAsia"/>
+                <w:b/>
+              </w:rPr>
+              <w:t>08</w:t>
+            </w:r>
+          </w:p>
+        </w:tc>
+        <w:tc>
+          <w:tcPr>
+            <w:tcW w:w="2129" w:type="dxa"/>
+          </w:tcPr>
+          <w:p>
+            <w:pPr>
+              <w:jc w:val="center"/>
+              <w:rPr>
+                <w:rFonts w:hint="eastAsia"/>
+                <w:b/>
+              </w:rPr>
+            </w:pPr>
+            <w:r>
+              <w:rPr>
+                <w:rFonts w:hint="eastAsia"/>
+                <w:b/>
+              </w:rPr>
+              <w:t>双网卡环境</w:t>
+            </w:r>
+            <w:r>
+              <w:rPr>
+                <w:rFonts w:hint="eastAsia"/>
+                <w:b/>
+              </w:rPr>
+              <w:t>repladdr</w:t>
+            </w:r>
+            <w:r>
+              <w:rPr>
+                <w:rFonts w:hint="eastAsia"/>
+                <w:b/>
+              </w:rPr>
+              <w:t>绑定</w:t>
+            </w:r>
+            <w:r>
+              <w:rPr>
+                <w:rFonts w:hint="eastAsia"/>
+                <w:b/>
+              </w:rPr>
+              <w:t>正常地址</w:t>
+            </w:r>
+            <w:r>
+              <w:rPr>
+                <w:rFonts w:hint="eastAsia"/>
+                <w:b/>
+              </w:rPr>
+              <w:t>2</w:t>
+            </w:r>
+          </w:p>
+        </w:tc>
+        <w:tc>
+          <w:tcPr>
+            <w:tcW w:w="2129" w:type="dxa"/>
+          </w:tcPr>
+          <w:p>
+            <w:pPr>
+              <w:jc w:val="center"/>
+              <w:rPr>
+                <w:rFonts w:hint="eastAsia"/>
+                <w:b/>
+              </w:rPr>
+            </w:pPr>
+            <w:r>
+              <w:rPr>
+                <w:rFonts w:hint="eastAsia"/>
+                <w:b/>
+              </w:rPr>
+              <w:t>svcaddr</w:t>
+            </w:r>
+            <w:r>
+              <w:rPr>
+                <w:rFonts w:hint="eastAsia"/>
+                <w:b/>
+              </w:rPr>
+              <w:t>指定地址</w:t>
+            </w:r>
+            <w:r>
+              <w:rPr>
+                <w:rFonts w:hint="eastAsia"/>
+                <w:b/>
+              </w:rPr>
+              <w:t>a</w:t>
+            </w:r>
+          </w:p>
+          <w:p>
+            <w:pPr>
+              <w:jc w:val="center"/>
+              <w:rPr>
+                <w:rFonts w:hint="eastAsia"/>
+                <w:b/>
+              </w:rPr>
+            </w:pPr>
+            <w:r>
+              <w:rPr>
+                <w:rFonts w:hint="eastAsia"/>
+                <w:b/>
+              </w:rPr>
+              <w:t>httpaddr</w:t>
+            </w:r>
+            <w:r>
+              <w:rPr>
+                <w:rFonts w:hint="eastAsia"/>
+                <w:b/>
+              </w:rPr>
+              <w:t>指定地址</w:t>
+            </w:r>
+            <w:r>
+              <w:rPr>
+                <w:rFonts w:hint="eastAsia"/>
+                <w:b/>
+              </w:rPr>
+              <w:t>b</w:t>
+            </w:r>
+          </w:p>
+        </w:tc>
+        <w:tc>
+          <w:tcPr>
+            <w:tcW w:w="2129" w:type="dxa"/>
+          </w:tcPr>
+          <w:p>
+            <w:pPr>
+              <w:jc w:val="center"/>
+              <w:rPr>
+                <w:rFonts w:hint="eastAsia"/>
+                <w:b/>
+              </w:rPr>
+            </w:pPr>
+            <w:r>
+              <w:rPr>
+                <w:rFonts w:hint="eastAsia"/>
+                <w:b/>
+              </w:rPr>
+              <w:t>禁掉</w:t>
+            </w:r>
+            <w:r>
+              <w:rPr>
+                <w:rFonts w:hint="eastAsia"/>
+                <w:b/>
+              </w:rPr>
+              <w:t>网卡</w:t>
+            </w:r>
+            <w:r>
+              <w:rPr>
+                <w:rFonts w:hint="eastAsia"/>
+                <w:b/>
+              </w:rPr>
+              <w:t>a,</w:t>
+            </w:r>
+            <w:r>
+              <w:rPr>
+                <w:rFonts w:hint="eastAsia"/>
+                <w:b/>
+              </w:rPr>
+              <w:t>集群仍然不可以查询；禁掉网卡</w:t>
+            </w:r>
+            <w:r>
+              <w:rPr>
+                <w:rFonts w:hint="eastAsia"/>
+                <w:b/>
+              </w:rPr>
+              <w:t>b,</w:t>
+            </w:r>
+            <w:r>
+              <w:rPr>
+                <w:rFonts w:hint="eastAsia"/>
+                <w:b/>
+              </w:rPr>
+              <w:t>发生主备切换。</w:t>
+            </w:r>
+          </w:p>
+        </w:tc>
+      </w:tr>
+      <w:tr>
+        <w:tc>
+          <w:tcPr>
+            <w:tcW w:w="2129" w:type="dxa"/>
+          </w:tcPr>
+          <w:p>
+            <w:pPr>
+              <w:jc w:val="center"/>
+              <w:rPr>
+                <w:rFonts w:hint="eastAsia"/>
+                <w:b/>
+              </w:rPr>
+            </w:pPr>
+            <w:r>
+              <w:rPr>
+                <w:rFonts w:hint="eastAsia"/>
+                <w:b/>
+              </w:rPr>
+              <w:lastRenderedPageBreak/>
+              <w:t>09</w:t>
+            </w:r>
+          </w:p>
+        </w:tc>
+        <w:tc>
+          <w:tcPr>
+            <w:tcW w:w="2129" w:type="dxa"/>
+          </w:tcPr>
+          <w:p>
+            <w:pPr>
+              <w:jc w:val="center"/>
+              <w:rPr>
+                <w:rFonts w:hint="eastAsia"/>
+                <w:b/>
+              </w:rPr>
+            </w:pPr>
+            <w:r>
+              <w:rPr>
+                <w:rFonts w:hint="eastAsia"/>
+                <w:b/>
+              </w:rPr>
+              <w:t>双网卡环境</w:t>
+            </w:r>
+            <w:r>
+              <w:rPr>
+                <w:rFonts w:hAnsi="宋体" w:cs="宋体" w:hint="eastAsia"/>
+              </w:rPr>
+              <w:t>svcaddr</w:t>
+            </w:r>
+            <w:r>
+              <w:rPr>
+                <w:rFonts w:hAnsi="宋体" w:cs="宋体" w:hint="eastAsia"/>
+              </w:rPr>
+              <w:t>为空</w:t>
+            </w:r>
+          </w:p>
+        </w:tc>
+        <w:tc>
+          <w:tcPr>
+            <w:tcW w:w="2129" w:type="dxa"/>
+          </w:tcPr>
+          <w:p>
+            <w:pPr>
+              <w:jc w:val="center"/>
+              <w:rPr>
+                <w:rFonts w:hint="eastAsia"/>
+                <w:b/>
+              </w:rPr>
+            </w:pPr>
+            <w:r>
+              <w:rPr>
+                <w:rFonts w:hAnsi="宋体" w:cs="宋体" w:hint="eastAsia"/>
+              </w:rPr>
+              <w:t>svcaddr</w:t>
+            </w:r>
+            <w:r>
+              <w:rPr>
+                <w:rFonts w:hAnsi="宋体" w:cs="宋体" w:hint="eastAsia"/>
+              </w:rPr>
+              <w:t>指定为空</w:t>
+            </w:r>
+          </w:p>
+        </w:tc>
+        <w:tc>
+          <w:tcPr>
+            <w:tcW w:w="2129" w:type="dxa"/>
+          </w:tcPr>
+          <w:p>
+            <w:pPr>
+              <w:jc w:val="center"/>
+              <w:rPr>
+                <w:rFonts w:hint="eastAsia"/>
+                <w:b/>
+              </w:rPr>
+            </w:pPr>
+            <w:r>
+              <w:rPr>
+                <w:rFonts w:hint="eastAsia"/>
+                <w:b/>
+              </w:rPr>
+              <w:t>tcp</w:t>
+            </w:r>
+            <w:r>
+              <w:rPr>
+                <w:rFonts w:hint="eastAsia"/>
+                <w:b/>
+              </w:rPr>
+              <w:t>连接不上</w:t>
+            </w:r>
+          </w:p>
+        </w:tc>
+      </w:tr>
+      <w:tr>
+        <w:tc>
+          <w:tcPr>
+            <w:tcW w:w="2129" w:type="dxa"/>
+          </w:tcPr>
+          <w:p>
+            <w:pPr>
+              <w:jc w:val="center"/>
+              <w:rPr>
+                <w:rFonts w:hint="eastAsia"/>
+                <w:b/>
+              </w:rPr>
+            </w:pPr>
+            <w:r>
+              <w:rPr>
+                <w:rFonts w:hint="eastAsia"/>
+                <w:b/>
+              </w:rPr>
+              <w:t>10</w:t>
+            </w:r>
+          </w:p>
+        </w:tc>
+        <w:tc>
+          <w:tcPr>
+            <w:tcW w:w="2129" w:type="dxa"/>
+          </w:tcPr>
+          <w:p>
+            <w:pPr>
+              <w:jc w:val="center"/>
+              <w:rPr>
+                <w:rFonts w:hint="eastAsia"/>
+                <w:b/>
+              </w:rPr>
+            </w:pPr>
+            <w:r>
+              <w:rPr>
+                <w:rFonts w:hint="eastAsia"/>
+                <w:b/>
+              </w:rPr>
+              <w:t>网卡环境</w:t>
+            </w:r>
+            <w:r>
+              <w:rPr>
+                <w:rFonts w:hAnsi="宋体" w:cs="宋体" w:hint="eastAsia"/>
+              </w:rPr>
+              <w:t>httpaddr</w:t>
+            </w:r>
+            <w:r>
+              <w:rPr>
+                <w:rFonts w:hAnsi="宋体" w:cs="宋体" w:hint="eastAsia"/>
+              </w:rPr>
+              <w:t>为空</w:t>
+            </w:r>
+          </w:p>
+        </w:tc>
+        <w:tc>
+          <w:tcPr>
+            <w:tcW w:w="2129" w:type="dxa"/>
+          </w:tcPr>
+          <w:p>
+            <w:pPr>
+              <w:jc w:val="center"/>
+              <w:rPr>
+                <w:rFonts w:hint="eastAsia"/>
+                <w:b/>
+              </w:rPr>
+            </w:pPr>
+            <w:r>
+              <w:rPr>
+                <w:rFonts w:hAnsi="宋体" w:cs="宋体" w:hint="eastAsia"/>
+              </w:rPr>
+              <w:t>httpaddr</w:t>
+            </w:r>
+            <w:r>
+              <w:rPr>
+                <w:rFonts w:hAnsi="宋体" w:cs="宋体" w:hint="eastAsia"/>
+              </w:rPr>
+              <w:t>指定为空</w:t>
+            </w:r>
+          </w:p>
+        </w:tc>
+        <w:tc>
+          <w:tcPr>
+            <w:tcW w:w="2129" w:type="dxa"/>
+          </w:tcPr>
+          <w:p>
+            <w:pPr>
+              <w:jc w:val="center"/>
+              <w:rPr>
+                <w:rFonts w:hint="eastAsia"/>
+                <w:b/>
+              </w:rPr>
+            </w:pPr>
+            <w:r>
+              <w:rPr>
+                <w:rFonts w:hint="eastAsia"/>
+                <w:b/>
+              </w:rPr>
+              <w:t>http</w:t>
+            </w:r>
+            <w:r>
+              <w:rPr>
+                <w:rFonts w:hint="eastAsia"/>
+                <w:b/>
+              </w:rPr>
+              <w:t>连接不上</w:t>
+            </w:r>
+          </w:p>
+        </w:tc>
+      </w:tr>
+    </w:tbl>
     <w:p>
       <w:pPr>
         <w:pStyle w:val="PlainText"/>
@@ -628,6 +2449,282 @@
     </w:sectPr>
   </w:body>
 </w:document>
+</file>
+
+<file path=word/numbering.xml><?xml version="1.0" encoding="utf-8"?>
+<w:numbering xmlns:ve="http://schemas.openxmlformats.org/markup-compatibility/2006" xmlns:o="urn:schemas-microsoft-com:office:office" xmlns:r="http://schemas.openxmlformats.org/officeDocument/2006/relationships" xmlns:m="http://schemas.openxmlformats.org/officeDocument/2006/math" xmlns:v="urn:schemas-microsoft-com:vml" xmlns:wp="http://schemas.openxmlformats.org/drawingml/2006/wordprocessingDrawing" xmlns:w10="urn:schemas-microsoft-com:office:word" xmlns:w="http://schemas.openxmlformats.org/wordprocessingml/2006/main" xmlns:wne="http://schemas.microsoft.com/office/word/2006/wordml">
+  <w:abstractNum w:abstractNumId="0">
+    <w:nsid w:val="0B5E45AE"/>
+    <w:multiLevelType w:val="hybridMultilevel"/>
+    <w:tmpl w:val="A9862E26"/>
+    <w:lvl w:ilvl="0" w:tplc="0409000F">
+      <w:start w:val="1"/>
+      <w:numFmt w:val="decimal"/>
+      <w:lvlText w:val="%1."/>
+      <w:lvlJc w:val="left"/>
+      <w:pPr>
+        <w:ind w:left="420" w:hanging="420"/>
+      </w:pPr>
+    </w:lvl>
+    <w:lvl w:ilvl="1" w:tplc="04090019" w:tentative="1">
+      <w:start w:val="1"/>
+      <w:numFmt w:val="lowerLetter"/>
+      <w:lvlText w:val="%2)"/>
+      <w:lvlJc w:val="left"/>
+      <w:pPr>
+        <w:ind w:left="840" w:hanging="420"/>
+      </w:pPr>
+    </w:lvl>
+    <w:lvl w:ilvl="2" w:tplc="0409001B" w:tentative="1">
+      <w:start w:val="1"/>
+      <w:numFmt w:val="lowerRoman"/>
+      <w:lvlText w:val="%3."/>
+      <w:lvlJc w:val="right"/>
+      <w:pPr>
+        <w:ind w:left="1260" w:hanging="420"/>
+      </w:pPr>
+    </w:lvl>
+    <w:lvl w:ilvl="3" w:tplc="0409000F" w:tentative="1">
+      <w:start w:val="1"/>
+      <w:numFmt w:val="decimal"/>
+      <w:lvlText w:val="%4."/>
+      <w:lvlJc w:val="left"/>
+      <w:pPr>
+        <w:ind w:left="1680" w:hanging="420"/>
+      </w:pPr>
+    </w:lvl>
+    <w:lvl w:ilvl="4" w:tplc="04090019" w:tentative="1">
+      <w:start w:val="1"/>
+      <w:numFmt w:val="lowerLetter"/>
+      <w:lvlText w:val="%5)"/>
+      <w:lvlJc w:val="left"/>
+      <w:pPr>
+        <w:ind w:left="2100" w:hanging="420"/>
+      </w:pPr>
+    </w:lvl>
+    <w:lvl w:ilvl="5" w:tplc="0409001B" w:tentative="1">
+      <w:start w:val="1"/>
+      <w:numFmt w:val="lowerRoman"/>
+      <w:lvlText w:val="%6."/>
+      <w:lvlJc w:val="right"/>
+      <w:pPr>
+        <w:ind w:left="2520" w:hanging="420"/>
+      </w:pPr>
+    </w:lvl>
+    <w:lvl w:ilvl="6" w:tplc="0409000F" w:tentative="1">
+      <w:start w:val="1"/>
+      <w:numFmt w:val="decimal"/>
+      <w:lvlText w:val="%7."/>
+      <w:lvlJc w:val="left"/>
+      <w:pPr>
+        <w:ind w:left="2940" w:hanging="420"/>
+      </w:pPr>
+    </w:lvl>
+    <w:lvl w:ilvl="7" w:tplc="04090019" w:tentative="1">
+      <w:start w:val="1"/>
+      <w:numFmt w:val="lowerLetter"/>
+      <w:lvlText w:val="%8)"/>
+      <w:lvlJc w:val="left"/>
+      <w:pPr>
+        <w:ind w:left="3360" w:hanging="420"/>
+      </w:pPr>
+    </w:lvl>
+    <w:lvl w:ilvl="8" w:tplc="0409001B" w:tentative="1">
+      <w:start w:val="1"/>
+      <w:numFmt w:val="lowerRoman"/>
+      <w:lvlText w:val="%9."/>
+      <w:lvlJc w:val="right"/>
+      <w:pPr>
+        <w:ind w:left="3780" w:hanging="420"/>
+      </w:pPr>
+    </w:lvl>
+  </w:abstractNum>
+  <w:abstractNum w:abstractNumId="1">
+    <w:nsid w:val="42806585"/>
+    <w:multiLevelType w:val="hybridMultilevel"/>
+    <w:tmpl w:val="DCC639FE"/>
+    <w:lvl w:ilvl="0" w:tplc="26A279CE">
+      <w:start w:val="1"/>
+      <w:numFmt w:val="japaneseCounting"/>
+      <w:lvlText w:val="%1、"/>
+      <w:lvlJc w:val="left"/>
+      <w:pPr>
+        <w:ind w:left="1080" w:hanging="1080"/>
+      </w:pPr>
+      <w:rPr>
+        <w:rFonts w:hint="eastAsia"/>
+        <w:lang w:val="en-US"/>
+      </w:rPr>
+    </w:lvl>
+    <w:lvl w:ilvl="1" w:tplc="04090019" w:tentative="1">
+      <w:start w:val="1"/>
+      <w:numFmt w:val="lowerLetter"/>
+      <w:lvlText w:val="%2)"/>
+      <w:lvlJc w:val="left"/>
+      <w:pPr>
+        <w:ind w:left="960" w:hanging="480"/>
+      </w:pPr>
+    </w:lvl>
+    <w:lvl w:ilvl="2" w:tplc="0409001B" w:tentative="1">
+      <w:start w:val="1"/>
+      <w:numFmt w:val="lowerRoman"/>
+      <w:lvlText w:val="%3."/>
+      <w:lvlJc w:val="right"/>
+      <w:pPr>
+        <w:ind w:left="1440" w:hanging="480"/>
+      </w:pPr>
+    </w:lvl>
+    <w:lvl w:ilvl="3" w:tplc="0409000F" w:tentative="1">
+      <w:start w:val="1"/>
+      <w:numFmt w:val="decimal"/>
+      <w:lvlText w:val="%4."/>
+      <w:lvlJc w:val="left"/>
+      <w:pPr>
+        <w:ind w:left="1920" w:hanging="480"/>
+      </w:pPr>
+    </w:lvl>
+    <w:lvl w:ilvl="4" w:tplc="04090019" w:tentative="1">
+      <w:start w:val="1"/>
+      <w:numFmt w:val="lowerLetter"/>
+      <w:lvlText w:val="%5)"/>
+      <w:lvlJc w:val="left"/>
+      <w:pPr>
+        <w:ind w:left="2400" w:hanging="480"/>
+      </w:pPr>
+    </w:lvl>
+    <w:lvl w:ilvl="5" w:tplc="0409001B" w:tentative="1">
+      <w:start w:val="1"/>
+      <w:numFmt w:val="lowerRoman"/>
+      <w:lvlText w:val="%6."/>
+      <w:lvlJc w:val="right"/>
+      <w:pPr>
+        <w:ind w:left="2880" w:hanging="480"/>
+      </w:pPr>
+    </w:lvl>
+    <w:lvl w:ilvl="6" w:tplc="0409000F" w:tentative="1">
+      <w:start w:val="1"/>
+      <w:numFmt w:val="decimal"/>
+      <w:lvlText w:val="%7."/>
+      <w:lvlJc w:val="left"/>
+      <w:pPr>
+        <w:ind w:left="3360" w:hanging="480"/>
+      </w:pPr>
+    </w:lvl>
+    <w:lvl w:ilvl="7" w:tplc="04090019" w:tentative="1">
+      <w:start w:val="1"/>
+      <w:numFmt w:val="lowerLetter"/>
+      <w:lvlText w:val="%8)"/>
+      <w:lvlJc w:val="left"/>
+      <w:pPr>
+        <w:ind w:left="3840" w:hanging="480"/>
+      </w:pPr>
+    </w:lvl>
+    <w:lvl w:ilvl="8" w:tplc="0409001B" w:tentative="1">
+      <w:start w:val="1"/>
+      <w:numFmt w:val="lowerRoman"/>
+      <w:lvlText w:val="%9."/>
+      <w:lvlJc w:val="right"/>
+      <w:pPr>
+        <w:ind w:left="4320" w:hanging="480"/>
+      </w:pPr>
+    </w:lvl>
+  </w:abstractNum>
+  <w:abstractNum w:abstractNumId="2">
+    <w:nsid w:val="54E34A8C"/>
+    <w:multiLevelType w:val="hybridMultilevel"/>
+    <w:tmpl w:val="3AFA041E"/>
+    <w:lvl w:ilvl="0" w:tplc="0409000F">
+      <w:start w:val="1"/>
+      <w:numFmt w:val="decimal"/>
+      <w:lvlText w:val="%1."/>
+      <w:lvlJc w:val="left"/>
+      <w:pPr>
+        <w:ind w:left="420" w:hanging="420"/>
+      </w:pPr>
+    </w:lvl>
+    <w:lvl w:ilvl="1" w:tplc="04090019" w:tentative="1">
+      <w:start w:val="1"/>
+      <w:numFmt w:val="lowerLetter"/>
+      <w:lvlText w:val="%2)"/>
+      <w:lvlJc w:val="left"/>
+      <w:pPr>
+        <w:ind w:left="840" w:hanging="420"/>
+      </w:pPr>
+    </w:lvl>
+    <w:lvl w:ilvl="2" w:tplc="0409001B" w:tentative="1">
+      <w:start w:val="1"/>
+      <w:numFmt w:val="lowerRoman"/>
+      <w:lvlText w:val="%3."/>
+      <w:lvlJc w:val="right"/>
+      <w:pPr>
+        <w:ind w:left="1260" w:hanging="420"/>
+      </w:pPr>
+    </w:lvl>
+    <w:lvl w:ilvl="3" w:tplc="0409000F" w:tentative="1">
+      <w:start w:val="1"/>
+      <w:numFmt w:val="decimal"/>
+      <w:lvlText w:val="%4."/>
+      <w:lvlJc w:val="left"/>
+      <w:pPr>
+        <w:ind w:left="1680" w:hanging="420"/>
+      </w:pPr>
+    </w:lvl>
+    <w:lvl w:ilvl="4" w:tplc="04090019" w:tentative="1">
+      <w:start w:val="1"/>
+      <w:numFmt w:val="lowerLetter"/>
+      <w:lvlText w:val="%5)"/>
+      <w:lvlJc w:val="left"/>
+      <w:pPr>
+        <w:ind w:left="2100" w:hanging="420"/>
+      </w:pPr>
+    </w:lvl>
+    <w:lvl w:ilvl="5" w:tplc="0409001B" w:tentative="1">
+      <w:start w:val="1"/>
+      <w:numFmt w:val="lowerRoman"/>
+      <w:lvlText w:val="%6."/>
+      <w:lvlJc w:val="right"/>
+      <w:pPr>
+        <w:ind w:left="2520" w:hanging="420"/>
+      </w:pPr>
+    </w:lvl>
+    <w:lvl w:ilvl="6" w:tplc="0409000F" w:tentative="1">
+      <w:start w:val="1"/>
+      <w:numFmt w:val="decimal"/>
+      <w:lvlText w:val="%7."/>
+      <w:lvlJc w:val="left"/>
+      <w:pPr>
+        <w:ind w:left="2940" w:hanging="420"/>
+      </w:pPr>
+    </w:lvl>
+    <w:lvl w:ilvl="7" w:tplc="04090019" w:tentative="1">
+      <w:start w:val="1"/>
+      <w:numFmt w:val="lowerLetter"/>
+      <w:lvlText w:val="%8)"/>
+      <w:lvlJc w:val="left"/>
+      <w:pPr>
+        <w:ind w:left="3360" w:hanging="420"/>
+      </w:pPr>
+    </w:lvl>
+    <w:lvl w:ilvl="8" w:tplc="0409001B" w:tentative="1">
+      <w:start w:val="1"/>
+      <w:numFmt w:val="lowerRoman"/>
+      <w:lvlText w:val="%9."/>
+      <w:lvlJc w:val="right"/>
+      <w:pPr>
+        <w:ind w:left="3780" w:hanging="420"/>
+      </w:pPr>
+    </w:lvl>
+  </w:abstractNum>
+  <w:num w:numId="1">
+    <w:abstractNumId w:val="2"/>
+  </w:num>
+  <w:num w:numId="2">
+    <w:abstractNumId w:val="1"/>
+  </w:num>
+  <w:num w:numId="3">
+    <w:abstractNumId w:val="0"/>
+  </w:num>
+</w:numbering>
 </file>
 
 <file path=word/styles.xml><?xml version="1.0" encoding="utf-8"?>
@@ -670,7 +2767,7 @@
     <w:lsdException w:name="Subtitle" w:semiHidden="0" w:uiPriority="11" w:unhideWhenUsed="0" w:qFormat="1"/>
     <w:lsdException w:name="Strong" w:semiHidden="0" w:uiPriority="22" w:unhideWhenUsed="0" w:qFormat="1"/>
     <w:lsdException w:name="Emphasis" w:semiHidden="0" w:uiPriority="20" w:unhideWhenUsed="0" w:qFormat="1"/>
-    <w:lsdException w:name="Table Grid" w:semiHidden="0" w:uiPriority="59" w:unhideWhenUsed="0"/>
+    <w:lsdException w:name="Table Grid" w:semiHidden="0" w:uiPriority="39" w:unhideWhenUsed="0"/>
     <w:lsdException w:name="Placeholder Text" w:unhideWhenUsed="0"/>
     <w:lsdException w:name="No Spacing" w:semiHidden="0" w:uiPriority="1" w:unhideWhenUsed="0" w:qFormat="1"/>
     <w:lsdException w:name="Light Shading" w:semiHidden="0" w:uiPriority="60" w:unhideWhenUsed="0"/>
@@ -912,6 +3009,116 @@
       <w:kern w:val="44"/>
       <w:sz w:val="44"/>
       <w:szCs w:val="44"/>
+    </w:rPr>
+  </w:style>
+  <w:style w:type="table" w:styleId="TableGrid">
+    <w:name w:val="Table Grid"/>
+    <w:basedOn w:val="TableNormal"/>
+    <w:uiPriority w:val="39"/>
+    <w:rsid w:val="001F122A"/>
+    <w:rPr>
+      <w:sz w:val="24"/>
+      <w:szCs w:val="24"/>
+    </w:rPr>
+    <w:tblPr>
+      <w:tblInd w:w="0" w:type="dxa"/>
+      <w:tblBorders>
+        <w:top w:val="single" w:sz="4" w:space="0" w:color="auto"/>
+        <w:left w:val="single" w:sz="4" w:space="0" w:color="auto"/>
+        <w:bottom w:val="single" w:sz="4" w:space="0" w:color="auto"/>
+        <w:right w:val="single" w:sz="4" w:space="0" w:color="auto"/>
+        <w:insideH w:val="single" w:sz="4" w:space="0" w:color="auto"/>
+        <w:insideV w:val="single" w:sz="4" w:space="0" w:color="auto"/>
+      </w:tblBorders>
+      <w:tblCellMar>
+        <w:top w:w="0" w:type="dxa"/>
+        <w:left w:w="108" w:type="dxa"/>
+        <w:bottom w:w="0" w:type="dxa"/>
+        <w:right w:w="108" w:type="dxa"/>
+      </w:tblCellMar>
+    </w:tblPr>
+  </w:style>
+  <w:style w:type="character" w:styleId="CommentReference">
+    <w:name w:val="annotation reference"/>
+    <w:basedOn w:val="DefaultParagraphFont"/>
+    <w:uiPriority w:val="99"/>
+    <w:semiHidden/>
+    <w:unhideWhenUsed/>
+    <w:rsid w:val="000B6C27"/>
+    <w:rPr>
+      <w:sz w:val="21"/>
+      <w:szCs w:val="21"/>
+    </w:rPr>
+  </w:style>
+  <w:style w:type="paragraph" w:styleId="CommentText">
+    <w:name w:val="annotation text"/>
+    <w:basedOn w:val="Normal"/>
+    <w:link w:val="CommentTextChar"/>
+    <w:uiPriority w:val="99"/>
+    <w:semiHidden/>
+    <w:unhideWhenUsed/>
+    <w:rsid w:val="000B6C27"/>
+    <w:pPr>
+      <w:jc w:val="left"/>
+    </w:pPr>
+  </w:style>
+  <w:style w:type="character" w:customStyle="1" w:styleId="CommentTextChar">
+    <w:name w:val="Comment Text Char"/>
+    <w:basedOn w:val="DefaultParagraphFont"/>
+    <w:link w:val="CommentText"/>
+    <w:uiPriority w:val="99"/>
+    <w:semiHidden/>
+    <w:rsid w:val="000B6C27"/>
+  </w:style>
+  <w:style w:type="paragraph" w:styleId="CommentSubject">
+    <w:name w:val="annotation subject"/>
+    <w:basedOn w:val="CommentText"/>
+    <w:next w:val="CommentText"/>
+    <w:link w:val="CommentSubjectChar"/>
+    <w:uiPriority w:val="99"/>
+    <w:semiHidden/>
+    <w:unhideWhenUsed/>
+    <w:rsid w:val="000B6C27"/>
+    <w:rPr>
+      <w:b/>
+      <w:bCs/>
+    </w:rPr>
+  </w:style>
+  <w:style w:type="character" w:customStyle="1" w:styleId="CommentSubjectChar">
+    <w:name w:val="Comment Subject Char"/>
+    <w:basedOn w:val="CommentTextChar"/>
+    <w:link w:val="CommentSubject"/>
+    <w:uiPriority w:val="99"/>
+    <w:semiHidden/>
+    <w:rsid w:val="000B6C27"/>
+    <w:rPr>
+      <w:b/>
+      <w:bCs/>
+    </w:rPr>
+  </w:style>
+  <w:style w:type="paragraph" w:styleId="BalloonText">
+    <w:name w:val="Balloon Text"/>
+    <w:basedOn w:val="Normal"/>
+    <w:link w:val="BalloonTextChar"/>
+    <w:uiPriority w:val="99"/>
+    <w:semiHidden/>
+    <w:unhideWhenUsed/>
+    <w:rsid w:val="000B6C27"/>
+    <w:rPr>
+      <w:sz w:val="16"/>
+      <w:szCs w:val="16"/>
+    </w:rPr>
+  </w:style>
+  <w:style w:type="character" w:customStyle="1" w:styleId="BalloonTextChar">
+    <w:name w:val="Balloon Text Char"/>
+    <w:basedOn w:val="DefaultParagraphFont"/>
+    <w:link w:val="BalloonText"/>
+    <w:uiPriority w:val="99"/>
+    <w:semiHidden/>
+    <w:rsid w:val="000B6C27"/>
+    <w:rPr>
+      <w:sz w:val="16"/>
+      <w:szCs w:val="16"/>
     </w:rPr>
   </w:style>
 </w:styles>
@@ -1198,4 +3405,16 @@
   <a:objectDefaults/>
   <a:extraClrSchemeLst/>
 </a:theme>
+</file>
+
+<file path=customXml/item1.xml><?xml version="1.0" encoding="utf-8"?>
+<b:Sources xmlns:b="http://schemas.openxmlformats.org/officeDocument/2006/bibliography" xmlns="http://schemas.openxmlformats.org/officeDocument/2006/bibliography" SelectedStyle="\APA.XSL" StyleName="APA"/>
+</file>
+
+<file path=customXml/itemProps1.xml><?xml version="1.0" encoding="utf-8"?>
+<ds:datastoreItem xmlns:ds="http://schemas.openxmlformats.org/officeDocument/2006/customXml" ds:itemID="{448A725E-3640-4BCA-A7DF-D24D7C879607}">
+  <ds:schemaRefs>
+    <ds:schemaRef ds:uri="http://schemas.openxmlformats.org/officeDocument/2006/bibliography"/>
+  </ds:schemaRefs>
+</ds:datastoreItem>
 </file>
--- a/internal_doc/03.开发设计/Story-IP绑定.docx
+++ b/internal_doc/03.开发设计/Story-IP绑定.docx
@@ -133,139 +133,13 @@
         <w:rPr>
           <w:rFonts w:hAnsi="宋体" w:cs="宋体" w:hint="eastAsia"/>
         </w:rPr>
-        <w:t>svcaddr</w:t>
+        <w:t>shardaddr ,默认值为</w:t>
       </w:r>
       <w:r>
         <w:rPr>
           <w:rFonts w:hAnsi="宋体" w:cs="宋体" w:hint="eastAsia"/>
         </w:rPr>
-        <w:t xml:space="preserve">, </w:t>
-      </w:r>
-      <w:r>
-        <w:rPr>
-          <w:rFonts w:hAnsi="宋体" w:cs="宋体" w:hint="eastAsia"/>
-        </w:rPr>
-        <w:t>tcp服务的监听地址</w:t>
-      </w:r>
-      <w:r>
-        <w:rPr>
-          <w:rFonts w:hAnsi="宋体" w:cs="宋体" w:hint="eastAsia"/>
-        </w:rPr>
-        <w:t>。</w:t>
-      </w:r>
-      <w:r>
-        <w:rPr>
-          <w:rFonts w:hAnsi="宋体" w:cs="宋体" w:hint="eastAsia"/>
-        </w:rPr>
-        <w:t>默认为0,0,0,0</w:t>
-      </w:r>
-      <w:r>
-        <w:rPr>
-          <w:rFonts w:hAnsi="宋体" w:cs="宋体" w:hint="eastAsia"/>
-        </w:rPr>
-        <w:t>。</w:t>
-      </w:r>
-    </w:p>
-    <w:p>
-      <w:pPr>
-        <w:pStyle w:val="PlainText"/>
-        <w:numPr>
-          <w:ilvl w:val="0"/>
-          <w:numId w:val="3"/>
-        </w:numPr>
-        <w:rPr>
-          <w:rFonts w:hAnsi="宋体" w:cs="宋体" w:hint="eastAsia"/>
-        </w:rPr>
-      </w:pPr>
-      <w:r>
-        <w:rPr>
-          <w:rFonts w:hAnsi="宋体" w:cs="宋体" w:hint="eastAsia"/>
-        </w:rPr>
-        <w:t>增加参数</w:t>
-      </w:r>
-      <w:r>
-        <w:rPr>
-          <w:rFonts w:hAnsi="宋体" w:cs="宋体" w:hint="eastAsia"/>
-        </w:rPr>
-        <w:t>httpaddr,http服务的监听地址</w:t>
-      </w:r>
-      <w:r>
-        <w:rPr>
-          <w:rFonts w:hAnsi="宋体" w:cs="宋体" w:hint="eastAsia"/>
-        </w:rPr>
-        <w:t>。</w:t>
-      </w:r>
-      <w:r>
-        <w:rPr>
-          <w:rFonts w:hAnsi="宋体" w:cs="宋体" w:hint="eastAsia"/>
-        </w:rPr>
-        <w:t>默认为svcaddr</w:t>
-      </w:r>
-      <w:r>
-        <w:rPr>
-          <w:rFonts w:hAnsi="宋体" w:cs="宋体" w:hint="eastAsia"/>
-        </w:rPr>
-        <w:t>。</w:t>
-      </w:r>
-    </w:p>
-    <w:p>
-      <w:pPr>
-        <w:pStyle w:val="PlainText"/>
-        <w:numPr>
-          <w:ilvl w:val="0"/>
-          <w:numId w:val="3"/>
-        </w:numPr>
-        <w:rPr>
-          <w:rFonts w:hAnsi="宋体" w:cs="宋体" w:hint="eastAsia"/>
-        </w:rPr>
-      </w:pPr>
-      <w:r>
-        <w:rPr>
-          <w:rFonts w:hAnsi="宋体" w:cs="宋体" w:hint="eastAsia"/>
-        </w:rPr>
-        <w:t>增加参数</w:t>
-      </w:r>
-      <w:r>
-        <w:rPr>
-          <w:rFonts w:hAnsi="宋体" w:cs="宋体" w:hint="eastAsia"/>
-        </w:rPr>
-        <w:t>shardaddr ,默认值为0,0,0,0</w:t>
-      </w:r>
-      <w:r>
-        <w:rPr>
-          <w:rFonts w:hAnsi="宋体" w:cs="宋体" w:hint="eastAsia"/>
-        </w:rPr>
-        <w:t>。</w:t>
-      </w:r>
-    </w:p>
-    <w:p>
-      <w:pPr>
-        <w:pStyle w:val="PlainText"/>
-        <w:numPr>
-          <w:ilvl w:val="0"/>
-          <w:numId w:val="3"/>
-        </w:numPr>
-        <w:rPr>
-          <w:rFonts w:hAnsi="宋体" w:cs="宋体" w:hint="eastAsia"/>
-        </w:rPr>
-      </w:pPr>
-      <w:r>
-        <w:rPr>
-          <w:rFonts w:hAnsi="宋体" w:cs="宋体" w:hint="eastAsia"/>
-        </w:rPr>
-        <w:t>增加参数</w:t>
-      </w:r>
-      <w:r>
-        <w:rPr>
-          <w:rFonts w:hAnsi="宋体" w:cs="宋体" w:hint="eastAsia"/>
-        </w:rPr>
-        <w:t>repladdr,不指定默认为shardaddr</w:t>
-      </w:r>
-      <w:r>
-        <w:rPr>
-          <w:rFonts w:hAnsi="宋体" w:cs="宋体" w:hint="eastAsia"/>
-        </w:rPr>
-        <w:t>。</w:t>
+        <w:t>localhost对应的地址</w:t>
       </w:r>
     </w:p>
     <w:p>
@@ -283,9 +157,6 @@
           <w:ilvl w:val="0"/>
           <w:numId w:val="2"/>
         </w:numPr>
-        <w:rPr>
-          <w:rFonts w:hint="eastAsia"/>
-        </w:rPr>
       </w:pPr>
       <w:r>
         <w:rPr>
@@ -301,271 +172,1036 @@
       </w:r>
     </w:p>
     <w:p>
-      <w:pPr>
-        <w:rPr>
-          <w:rFonts w:hint="eastAsia"/>
-        </w:rPr>
-      </w:pPr>
-      <w:r>
-        <w:rPr>
-          <w:rFonts w:hint="eastAsia"/>
-        </w:rPr>
-        <w:t>增加四个启动参数：</w:t>
+      <w:r>
+        <w:rPr>
+          <w:rFonts w:hint="eastAsia"/>
+        </w:rPr>
+        <w:t>大量使用</w:t>
+      </w:r>
+      <w:r>
+        <w:rPr>
+          <w:rFonts w:hint="eastAsia"/>
+        </w:rPr>
+        <w:t>krcb-&gt;</w:t>
+      </w:r>
+      <w:r>
+        <w:rPr>
+          <w:rFonts w:hint="eastAsia"/>
+        </w:rPr>
+        <w:t>hostName</w:t>
+      </w:r>
+      <w:r>
+        <w:rPr>
+          <w:rFonts w:hint="eastAsia"/>
+        </w:rPr>
+        <w:t>的地方：</w:t>
       </w:r>
     </w:p>
     <w:p>
       <w:pPr>
-        <w:pStyle w:val="PlainText"/>
-        <w:rPr>
-          <w:rFonts w:hAnsi="宋体" w:cs="宋体" w:hint="eastAsia"/>
-        </w:rPr>
-      </w:pPr>
-      <w:r>
-        <w:rPr>
-          <w:rFonts w:hAnsi="宋体" w:cs="宋体" w:hint="eastAsia"/>
-        </w:rPr>
-        <w:t>svcaddr</w:t>
-      </w:r>
-      <w:r>
-        <w:rPr>
-          <w:rFonts w:hAnsi="宋体" w:cs="宋体" w:hint="eastAsia"/>
-        </w:rPr>
-        <w:t>：</w:t>
-      </w:r>
-      <w:r>
-        <w:rPr>
-          <w:rFonts w:hAnsi="宋体" w:cs="宋体" w:hint="eastAsia"/>
-        </w:rPr>
-        <w:t>tcp服务地址，</w:t>
-      </w:r>
-      <w:r>
-        <w:rPr>
-          <w:rFonts w:hAnsi="宋体" w:cs="宋体" w:hint="eastAsia"/>
-        </w:rPr>
-        <w:t>默认值为0,0,0,0</w:t>
-      </w:r>
-      <w:r>
-        <w:rPr>
-          <w:rFonts w:hAnsi="宋体" w:cs="宋体" w:hint="eastAsia"/>
-        </w:rPr>
-        <w:t>。</w:t>
+        <w:pStyle w:val="ListParagraph"/>
+        <w:numPr>
+          <w:ilvl w:val="0"/>
+          <w:numId w:val="4"/>
+        </w:numPr>
+        <w:ind w:firstLineChars="0"/>
+      </w:pPr>
+      <w:r>
+        <w:rPr>
+          <w:rFonts w:hint="eastAsia"/>
+        </w:rPr>
+        <w:t>barBkupLogger</w:t>
+      </w:r>
+      <w:r>
+        <w:rPr>
+          <w:rFonts w:hint="eastAsia"/>
+        </w:rPr>
+        <w:t>备份的时候，元数据头有存</w:t>
+      </w:r>
+      <w:r>
+        <w:rPr>
+          <w:rFonts w:hint="eastAsia"/>
+        </w:rPr>
+        <w:t>hostName.</w:t>
       </w:r>
     </w:p>
     <w:p>
       <w:pPr>
-        <w:pStyle w:val="PlainText"/>
-        <w:rPr>
-          <w:rFonts w:hAnsi="宋体" w:cs="宋体" w:hint="eastAsia"/>
-        </w:rPr>
-      </w:pPr>
-      <w:r>
-        <w:rPr>
-          <w:rFonts w:hAnsi="宋体" w:cs="宋体" w:hint="eastAsia"/>
-        </w:rPr>
-        <w:t>httpaddr</w:t>
-      </w:r>
-      <w:r>
-        <w:rPr>
-          <w:rFonts w:hAnsi="宋体" w:cs="宋体" w:hint="eastAsia"/>
-        </w:rPr>
-        <w:t xml:space="preserve"> </w:t>
-      </w:r>
-      <w:r>
-        <w:rPr>
-          <w:rFonts w:hAnsi="宋体" w:cs="宋体" w:hint="eastAsia"/>
-        </w:rPr>
-        <w:t>：</w:t>
-      </w:r>
-      <w:r>
-        <w:rPr>
-          <w:rFonts w:hAnsi="宋体" w:cs="宋体" w:hint="eastAsia"/>
-        </w:rPr>
-        <w:t>http服务的地址</w:t>
-      </w:r>
-      <w:r>
-        <w:rPr>
-          <w:rFonts w:hAnsi="宋体" w:cs="宋体" w:hint="eastAsia"/>
-        </w:rPr>
-        <w:t>,</w:t>
-      </w:r>
-      <w:r>
-        <w:rPr>
-          <w:rFonts w:hAnsi="宋体" w:cs="宋体" w:hint="eastAsia"/>
-        </w:rPr>
-        <w:t>如果</w:t>
-      </w:r>
-      <w:r>
-        <w:rPr>
-          <w:rFonts w:hAnsi="宋体" w:cs="宋体" w:hint="eastAsia"/>
-        </w:rPr>
-        <w:t>不指定</w:t>
-      </w:r>
-      <w:r>
-        <w:rPr>
-          <w:rFonts w:hAnsi="宋体" w:cs="宋体" w:hint="eastAsia"/>
-        </w:rPr>
-        <w:t>，则</w:t>
-      </w:r>
-      <w:r>
-        <w:rPr>
-          <w:rFonts w:hAnsi="宋体" w:cs="宋体" w:hint="eastAsia"/>
-        </w:rPr>
-        <w:t>默认为svcaddr</w:t>
-      </w:r>
-      <w:r>
-        <w:rPr>
-          <w:rFonts w:hAnsi="宋体" w:cs="宋体" w:hint="eastAsia"/>
-        </w:rPr>
-        <w:t>。</w:t>
+        <w:pStyle w:val="ListParagraph"/>
+        <w:numPr>
+          <w:ilvl w:val="0"/>
+          <w:numId w:val="4"/>
+        </w:numPr>
+        <w:ind w:firstLineChars="0"/>
+      </w:pPr>
+      <w:r>
+        <w:rPr>
+          <w:rFonts w:hint="eastAsia"/>
+        </w:rPr>
+        <w:t>catalogueCB</w:t>
+      </w:r>
+      <w:r>
+        <w:rPr>
+          <w:rFonts w:hint="eastAsia"/>
+        </w:rPr>
+        <w:t>绑定</w:t>
+      </w:r>
+      <w:r>
+        <w:rPr>
+          <w:rFonts w:hint="eastAsia"/>
+        </w:rPr>
+        <w:t>ip</w:t>
+      </w:r>
+      <w:r>
+        <w:rPr>
+          <w:rFonts w:hint="eastAsia"/>
+        </w:rPr>
+        <w:t>为</w:t>
+      </w:r>
+      <w:r>
+        <w:rPr>
+          <w:rFonts w:hint="eastAsia"/>
+        </w:rPr>
+        <w:t>hostName.</w:t>
       </w:r>
     </w:p>
     <w:p>
       <w:pPr>
-        <w:pStyle w:val="PlainText"/>
-        <w:rPr>
-          <w:rFonts w:hAnsi="宋体" w:cs="宋体" w:hint="eastAsia"/>
-        </w:rPr>
-      </w:pPr>
-      <w:r>
-        <w:rPr>
-          <w:rFonts w:hAnsi="宋体" w:cs="宋体" w:hint="eastAsia"/>
-        </w:rPr>
-        <w:t xml:space="preserve">shardaddr </w:t>
-      </w:r>
-      <w:r>
-        <w:rPr>
-          <w:rFonts w:hAnsi="宋体" w:cs="宋体" w:hint="eastAsia"/>
-        </w:rPr>
-        <w:t>：shard 服务地址，</w:t>
-      </w:r>
-      <w:r>
-        <w:rPr>
-          <w:rFonts w:hAnsi="宋体" w:cs="宋体" w:hint="eastAsia"/>
-        </w:rPr>
-        <w:t>默认值为0,0,0,0</w:t>
-      </w:r>
-      <w:r>
-        <w:rPr>
-          <w:rFonts w:hAnsi="宋体" w:cs="宋体" w:hint="eastAsia"/>
-        </w:rPr>
-        <w:t>。</w:t>
+        <w:pStyle w:val="ListParagraph"/>
+        <w:numPr>
+          <w:ilvl w:val="0"/>
+          <w:numId w:val="4"/>
+        </w:numPr>
+        <w:ind w:firstLineChars="0"/>
+      </w:pPr>
+      <w:r>
+        <w:rPr>
+          <w:rFonts w:hint="eastAsia"/>
+        </w:rPr>
+        <w:t>clsRegAssit</w:t>
+      </w:r>
+      <w:r>
+        <w:rPr>
+          <w:rFonts w:hint="eastAsia"/>
+        </w:rPr>
+        <w:t>组件注册信息时，使用的</w:t>
+      </w:r>
+      <w:r>
+        <w:rPr>
+          <w:rFonts w:hint="eastAsia"/>
+        </w:rPr>
+        <w:t>ip</w:t>
+      </w:r>
+      <w:r>
+        <w:rPr>
+          <w:rFonts w:hint="eastAsia"/>
+        </w:rPr>
+        <w:t>为</w:t>
+      </w:r>
+      <w:r>
+        <w:rPr>
+          <w:rFonts w:hint="eastAsia"/>
+        </w:rPr>
+        <w:t>hostName.</w:t>
       </w:r>
     </w:p>
     <w:p>
       <w:pPr>
-        <w:pStyle w:val="PlainText"/>
-        <w:rPr>
-          <w:rFonts w:hAnsi="宋体" w:cs="宋体" w:hint="eastAsia"/>
-        </w:rPr>
-      </w:pPr>
-      <w:r>
-        <w:rPr>
-          <w:rFonts w:hAnsi="宋体" w:cs="宋体" w:hint="eastAsia"/>
-        </w:rPr>
-        <w:t>repladdr</w:t>
-      </w:r>
-      <w:r>
-        <w:rPr>
-          <w:rFonts w:hAnsi="宋体" w:cs="宋体" w:hint="eastAsia"/>
-        </w:rPr>
-        <w:t>： repl 服务地址，</w:t>
-      </w:r>
-      <w:r>
-        <w:rPr>
-          <w:rFonts w:hAnsi="宋体" w:cs="宋体" w:hint="eastAsia"/>
-        </w:rPr>
-        <w:t>不指定</w:t>
-      </w:r>
-      <w:r>
-        <w:rPr>
-          <w:rFonts w:hAnsi="宋体" w:cs="宋体" w:hint="eastAsia"/>
-        </w:rPr>
-        <w:t>则</w:t>
-      </w:r>
-      <w:r>
-        <w:rPr>
-          <w:rFonts w:hAnsi="宋体" w:cs="宋体" w:hint="eastAsia"/>
-        </w:rPr>
-        <w:t>默认为shardaddr</w:t>
-      </w:r>
-      <w:r>
-        <w:rPr>
-          <w:rFonts w:hAnsi="宋体" w:cs="宋体" w:hint="eastAsia"/>
-        </w:rPr>
-        <w:t>。</w:t>
+        <w:pStyle w:val="ListParagraph"/>
+        <w:numPr>
+          <w:ilvl w:val="0"/>
+          <w:numId w:val="4"/>
+        </w:numPr>
+        <w:ind w:firstLineChars="0"/>
+      </w:pPr>
+      <w:r>
+        <w:rPr>
+          <w:rFonts w:hint="eastAsia"/>
+        </w:rPr>
+        <w:t>clsMgr</w:t>
+      </w:r>
+      <w:r>
+        <w:rPr>
+          <w:rFonts w:hint="eastAsia"/>
+        </w:rPr>
+        <w:t>绑定</w:t>
+      </w:r>
+      <w:r>
+        <w:rPr>
+          <w:rFonts w:hint="eastAsia"/>
+        </w:rPr>
+        <w:t>ip</w:t>
+      </w:r>
+      <w:r>
+        <w:rPr>
+          <w:rFonts w:hint="eastAsia"/>
+        </w:rPr>
+        <w:t>为</w:t>
+      </w:r>
+      <w:r>
+        <w:rPr>
+          <w:rFonts w:hint="eastAsia"/>
+        </w:rPr>
+        <w:t>hostName.</w:t>
       </w:r>
     </w:p>
     <w:p>
       <w:pPr>
-        <w:pStyle w:val="PlainText"/>
-        <w:rPr>
-          <w:rFonts w:hAnsi="宋体" w:cs="宋体" w:hint="eastAsia"/>
-        </w:rPr>
-      </w:pPr>
+        <w:pStyle w:val="ListParagraph"/>
+        <w:numPr>
+          <w:ilvl w:val="0"/>
+          <w:numId w:val="4"/>
+        </w:numPr>
+        <w:ind w:firstLineChars="0"/>
+      </w:pPr>
+      <w:r>
+        <w:rPr>
+          <w:rFonts w:hint="eastAsia"/>
+        </w:rPr>
+        <w:t>coordCB</w:t>
+      </w:r>
+      <w:r>
+        <w:rPr>
+          <w:rFonts w:hint="eastAsia"/>
+        </w:rPr>
+        <w:t>绑定</w:t>
+      </w:r>
+      <w:r>
+        <w:rPr>
+          <w:rFonts w:hint="eastAsia"/>
+        </w:rPr>
+        <w:t>ip</w:t>
+      </w:r>
+      <w:r>
+        <w:rPr>
+          <w:rFonts w:hint="eastAsia"/>
+        </w:rPr>
+        <w:t>使用的</w:t>
+      </w:r>
+      <w:r>
+        <w:rPr>
+          <w:rFonts w:hint="eastAsia"/>
+        </w:rPr>
+        <w:t>hostName</w:t>
+      </w:r>
     </w:p>
     <w:p>
       <w:pPr>
-        <w:pStyle w:val="PlainText"/>
-        <w:rPr>
-          <w:rFonts w:hAnsi="宋体" w:cs="宋体" w:hint="eastAsia"/>
-        </w:rPr>
-      </w:pPr>
-      <w:r>
-        <w:rPr>
-          <w:rFonts w:hAnsi="宋体" w:cs="宋体" w:hint="eastAsia"/>
-        </w:rPr>
-        <w:t>当svcaddr为空的时候，不开启 tcp服务；</w:t>
+        <w:pStyle w:val="ListParagraph"/>
+        <w:numPr>
+          <w:ilvl w:val="0"/>
+          <w:numId w:val="4"/>
+        </w:numPr>
+        <w:ind w:firstLineChars="0"/>
+      </w:pPr>
+      <w:r>
+        <w:rPr>
+          <w:rFonts w:hint="eastAsia"/>
+        </w:rPr>
+        <w:t>对</w:t>
+      </w:r>
+      <w:r>
+        <w:rPr>
+          <w:rFonts w:hint="eastAsia"/>
+        </w:rPr>
+        <w:t>group</w:t>
+      </w:r>
+      <w:r>
+        <w:rPr>
+          <w:rFonts w:hint="eastAsia"/>
+        </w:rPr>
+        <w:t>激活</w:t>
+      </w:r>
+      <w:r>
+        <w:rPr>
+          <w:rFonts w:hint="eastAsia"/>
+        </w:rPr>
+        <w:t>停止等操作，需要解析</w:t>
+      </w:r>
+      <w:r>
+        <w:rPr>
+          <w:rFonts w:hint="eastAsia"/>
+        </w:rPr>
+        <w:t>host</w:t>
+      </w:r>
+      <w:r>
+        <w:rPr>
+          <w:rFonts w:hint="eastAsia"/>
+        </w:rPr>
+        <w:t>信息（即注册传入的</w:t>
+      </w:r>
+      <w:r>
+        <w:rPr>
+          <w:rFonts w:hint="eastAsia"/>
+        </w:rPr>
+        <w:t>hostName</w:t>
+      </w:r>
+      <w:r>
+        <w:rPr>
+          <w:rFonts w:hint="eastAsia"/>
+        </w:rPr>
+        <w:t>字段），对本机的操作使用</w:t>
+      </w:r>
+      <w:r>
+        <w:rPr>
+          <w:rFonts w:hint="eastAsia"/>
+        </w:rPr>
+        <w:t>hostName.</w:t>
       </w:r>
     </w:p>
     <w:p>
       <w:pPr>
-        <w:pStyle w:val="PlainText"/>
-        <w:rPr>
-          <w:rFonts w:hAnsi="宋体" w:cs="宋体" w:hint="eastAsia"/>
-        </w:rPr>
-      </w:pPr>
-      <w:r>
-        <w:rPr>
-          <w:rFonts w:hAnsi="宋体" w:cs="宋体" w:hint="eastAsia"/>
-        </w:rPr>
-        <w:t>当httpaddr为空的时候，不开启http服务；</w:t>
+        <w:pStyle w:val="ListParagraph"/>
+        <w:numPr>
+          <w:ilvl w:val="0"/>
+          <w:numId w:val="4"/>
+        </w:numPr>
+        <w:ind w:firstLineChars="0"/>
+      </w:pPr>
+      <w:r>
+        <w:rPr>
+          <w:rFonts w:hint="eastAsia"/>
+        </w:rPr>
+        <w:t>remoteSession</w:t>
+      </w:r>
+      <w:r>
+        <w:rPr>
+          <w:rFonts w:hint="eastAsia"/>
+        </w:rPr>
+        <w:t>初始化</w:t>
+      </w:r>
+      <w:r>
+        <w:rPr>
+          <w:rFonts w:hint="eastAsia"/>
+        </w:rPr>
+        <w:t>session</w:t>
+      </w:r>
+      <w:r>
+        <w:rPr>
+          <w:rFonts w:hint="eastAsia"/>
+        </w:rPr>
+        <w:t>时，传递的报文</w:t>
+      </w:r>
+      <w:r>
+        <w:rPr>
+          <w:rFonts w:hint="eastAsia"/>
+        </w:rPr>
+        <w:t>FIELD_NAME_HOST</w:t>
+      </w:r>
+      <w:r>
+        <w:rPr>
+          <w:rFonts w:hint="eastAsia"/>
+        </w:rPr>
+        <w:t>使用</w:t>
+      </w:r>
+      <w:r>
+        <w:rPr>
+          <w:rFonts w:hint="eastAsia"/>
+        </w:rPr>
+        <w:t>hostName.</w:t>
       </w:r>
     </w:p>
     <w:p>
       <w:pPr>
-        <w:pStyle w:val="PlainText"/>
-        <w:rPr>
-          <w:rFonts w:hAnsi="宋体" w:cs="宋体" w:hint="eastAsia"/>
-        </w:rPr>
-      </w:pPr>
+        <w:pStyle w:val="ListParagraph"/>
+        <w:numPr>
+          <w:ilvl w:val="0"/>
+          <w:numId w:val="4"/>
+        </w:numPr>
+        <w:ind w:firstLineChars="0"/>
+      </w:pPr>
+      <w:r>
+        <w:t>monAppendSessionName</w:t>
+      </w:r>
+      <w:r>
+        <w:rPr>
+          <w:rFonts w:hint="eastAsia"/>
+        </w:rPr>
+        <w:t xml:space="preserve"> </w:t>
+      </w:r>
+      <w:r>
+        <w:rPr>
+          <w:rFonts w:hint="eastAsia"/>
+        </w:rPr>
+        <w:t>使用</w:t>
+      </w:r>
+      <w:r>
+        <w:rPr>
+          <w:rFonts w:hint="eastAsia"/>
+        </w:rPr>
+        <w:t>hostName</w:t>
+      </w:r>
+      <w:r>
+        <w:rPr>
+          <w:rFonts w:hint="eastAsia"/>
+        </w:rPr>
+        <w:t>组件</w:t>
+      </w:r>
+      <w:r>
+        <w:rPr>
+          <w:rFonts w:hint="eastAsia"/>
+        </w:rPr>
+        <w:t>sessionName</w:t>
+      </w:r>
     </w:p>
     <w:p>
       <w:pPr>
-        <w:pStyle w:val="PlainText"/>
-        <w:rPr>
-          <w:rFonts w:hAnsi="宋体" w:cs="宋体" w:hint="eastAsia"/>
-        </w:rPr>
-      </w:pPr>
-      <w:r>
-        <w:rPr>
-          <w:rFonts w:hAnsi="宋体" w:cs="宋体" w:hint="eastAsia"/>
-        </w:rPr>
-        <w:t>fap则使用svcaddr.</w:t>
+        <w:pStyle w:val="ListParagraph"/>
+        <w:numPr>
+          <w:ilvl w:val="0"/>
+          <w:numId w:val="4"/>
+        </w:numPr>
+        <w:ind w:firstLineChars="0"/>
+      </w:pPr>
+      <w:r>
+        <w:t>NAME_CREATE_NODE</w:t>
+      </w:r>
+      <w:r>
+        <w:rPr>
+          <w:rFonts w:hint="eastAsia"/>
+        </w:rPr>
+        <w:t>，如果</w:t>
+      </w:r>
+      <w:r>
+        <w:rPr>
+          <w:rFonts w:hint="eastAsia"/>
+        </w:rPr>
+        <w:t>host</w:t>
+      </w:r>
+      <w:r>
+        <w:rPr>
+          <w:rFonts w:hint="eastAsia"/>
+        </w:rPr>
+        <w:t>和</w:t>
+      </w:r>
+      <w:r>
+        <w:rPr>
+          <w:rFonts w:hint="eastAsia"/>
+        </w:rPr>
+        <w:t>hostName</w:t>
+      </w:r>
+      <w:r>
+        <w:rPr>
+          <w:rFonts w:hint="eastAsia"/>
+        </w:rPr>
+        <w:t>一样</w:t>
+      </w:r>
+      <w:r>
+        <w:rPr>
+          <w:rFonts w:hint="eastAsia"/>
+        </w:rPr>
+        <w:t>,</w:t>
+      </w:r>
+      <w:r>
+        <w:rPr>
+          <w:rFonts w:hint="eastAsia"/>
+        </w:rPr>
+        <w:t>则判断为</w:t>
+      </w:r>
+      <w:r>
+        <w:rPr>
+          <w:rFonts w:hint="eastAsia"/>
+        </w:rPr>
+        <w:t>GeneralAgent</w:t>
       </w:r>
     </w:p>
     <w:p>
       <w:pPr>
+        <w:pStyle w:val="ListParagraph"/>
+        <w:numPr>
+          <w:ilvl w:val="0"/>
+          <w:numId w:val="4"/>
+        </w:numPr>
+        <w:ind w:firstLineChars="0"/>
+      </w:pPr>
+      <w:r>
+        <w:rPr>
+          <w:rFonts w:hint="eastAsia"/>
+        </w:rPr>
+        <w:t>omAgentMgr</w:t>
+      </w:r>
+      <w:r>
+        <w:rPr>
+          <w:rFonts w:hint="eastAsia"/>
+        </w:rPr>
+        <w:t>绑定</w:t>
+      </w:r>
+      <w:r>
+        <w:rPr>
+          <w:rFonts w:hint="eastAsia"/>
+        </w:rPr>
+        <w:t>ip</w:t>
+      </w:r>
+      <w:r>
+        <w:rPr>
+          <w:rFonts w:hint="eastAsia"/>
+        </w:rPr>
+        <w:t>使用</w:t>
+      </w:r>
+      <w:r>
+        <w:rPr>
+          <w:rFonts w:hint="eastAsia"/>
+        </w:rPr>
+        <w:t>host</w:t>
+      </w:r>
+    </w:p>
+    <w:p>
+      <w:pPr>
+        <w:pStyle w:val="ListParagraph"/>
+        <w:numPr>
+          <w:ilvl w:val="0"/>
+          <w:numId w:val="4"/>
+        </w:numPr>
+        <w:ind w:firstLineChars="0"/>
+      </w:pPr>
+      <w:r>
+        <w:rPr>
+          <w:rFonts w:hint="eastAsia"/>
+        </w:rPr>
+        <w:t>omManager</w:t>
+      </w:r>
+      <w:r>
+        <w:rPr>
+          <w:rFonts w:hint="eastAsia"/>
+        </w:rPr>
+        <w:t>绑定</w:t>
+      </w:r>
+      <w:r>
+        <w:rPr>
+          <w:rFonts w:hint="eastAsia"/>
+        </w:rPr>
+        <w:t>ip</w:t>
+      </w:r>
+      <w:r>
+        <w:rPr>
+          <w:rFonts w:hint="eastAsia"/>
+        </w:rPr>
+        <w:t>使用</w:t>
+      </w:r>
+      <w:r>
+        <w:rPr>
+          <w:rFonts w:hint="eastAsia"/>
+        </w:rPr>
+        <w:t>host</w:t>
+      </w:r>
+    </w:p>
+    <w:p>
+      <w:pPr>
+        <w:pStyle w:val="ListParagraph"/>
+        <w:numPr>
+          <w:ilvl w:val="0"/>
+          <w:numId w:val="4"/>
+        </w:numPr>
+        <w:ind w:firstLineChars="0"/>
+      </w:pPr>
+      <w:r>
+        <w:t>omInterruptTaskCommand</w:t>
+      </w:r>
+      <w:r>
+        <w:rPr>
+          <w:rFonts w:hint="eastAsia"/>
+        </w:rPr>
+        <w:t xml:space="preserve"> </w:t>
+      </w:r>
+      <w:r>
+        <w:rPr>
+          <w:rFonts w:hint="eastAsia"/>
+        </w:rPr>
+        <w:t>扫描使用</w:t>
+      </w:r>
+      <w:r>
+        <w:rPr>
+          <w:rFonts w:hint="eastAsia"/>
+        </w:rPr>
+        <w:t>host</w:t>
+      </w:r>
+    </w:p>
+    <w:p>
+      <w:pPr>
+        <w:pStyle w:val="ListParagraph"/>
+        <w:numPr>
+          <w:ilvl w:val="0"/>
+          <w:numId w:val="4"/>
+        </w:numPr>
+        <w:ind w:firstLineChars="0"/>
+      </w:pPr>
+      <w:r>
+        <w:rPr>
+          <w:rFonts w:hint="eastAsia"/>
+        </w:rPr>
+        <w:t>OMNode</w:t>
+      </w:r>
+      <w:r>
+        <w:rPr>
+          <w:rFonts w:hint="eastAsia"/>
+        </w:rPr>
+        <w:t>通过带有</w:t>
+      </w:r>
+      <w:r>
+        <w:rPr>
+          <w:rFonts w:hint="eastAsia"/>
+        </w:rPr>
+        <w:t>host</w:t>
+      </w:r>
+      <w:r>
+        <w:rPr>
+          <w:rFonts w:hint="eastAsia"/>
+        </w:rPr>
+        <w:t>的</w:t>
+      </w:r>
+      <w:r>
+        <w:rPr>
+          <w:rFonts w:hint="eastAsia"/>
+        </w:rPr>
+        <w:t>bson object</w:t>
+      </w:r>
+      <w:r>
+        <w:rPr>
+          <w:rFonts w:hint="eastAsia"/>
+        </w:rPr>
+        <w:t>解析绑定</w:t>
+      </w:r>
+      <w:r>
+        <w:rPr>
+          <w:rFonts w:hint="eastAsia"/>
+        </w:rPr>
+        <w:t>hostName.</w:t>
+      </w:r>
+    </w:p>
+    <w:p>
+      <w:pPr>
+        <w:pStyle w:val="ListParagraph"/>
+        <w:numPr>
+          <w:ilvl w:val="0"/>
+          <w:numId w:val="4"/>
+        </w:numPr>
+        <w:ind w:firstLineChars="0"/>
+      </w:pPr>
+      <w:r>
+        <w:rPr>
+          <w:rFonts w:hint="eastAsia"/>
+        </w:rPr>
+        <w:t>remoteSystemGetHostName</w:t>
+      </w:r>
+      <w:r>
+        <w:rPr>
+          <w:rFonts w:hint="eastAsia"/>
+        </w:rPr>
+        <w:t>获取本机</w:t>
+      </w:r>
+      <w:r>
+        <w:rPr>
+          <w:rFonts w:hint="eastAsia"/>
+        </w:rPr>
+        <w:t>hostName</w:t>
+      </w:r>
+    </w:p>
+    <w:p/>
+    <w:p>
+      <w:r>
+        <w:rPr>
+          <w:rFonts w:hint="eastAsia"/>
+        </w:rPr>
+        <w:t>可以实现如下修改：</w:t>
+      </w:r>
+    </w:p>
+    <w:p>
+      <w:r>
+        <w:rPr>
+          <w:rFonts w:hint="eastAsia"/>
+        </w:rPr>
+        <w:t>svc http cluster</w:t>
+      </w:r>
+      <w:r>
+        <w:rPr>
+          <w:rFonts w:hint="eastAsia"/>
+        </w:rPr>
+        <w:t>等绑定只对外提供一种可配置，即</w:t>
+      </w:r>
+      <w:r>
+        <w:rPr>
+          <w:rFonts w:hint="eastAsia"/>
+        </w:rPr>
+        <w:t>svcaddr</w:t>
+      </w:r>
+      <w:r>
+        <w:rPr>
+          <w:rFonts w:hint="eastAsia"/>
+        </w:rPr>
+        <w:t>，默认为</w:t>
+      </w:r>
+      <w:r>
+        <w:rPr>
+          <w:rFonts w:hint="eastAsia"/>
+        </w:rPr>
+        <w:t>hostName.</w:t>
+      </w:r>
+    </w:p>
+    <w:p/>
+    <w:p>
+      <w:r>
+        <w:rPr>
+          <w:rFonts w:hint="eastAsia"/>
+        </w:rPr>
+        <w:t>第</w:t>
+      </w:r>
+      <w:r>
+        <w:rPr>
+          <w:rFonts w:hint="eastAsia"/>
+        </w:rPr>
+        <w:t>2</w:t>
+      </w:r>
+      <w:r>
+        <w:rPr>
+          <w:rFonts w:hint="eastAsia"/>
+        </w:rPr>
+        <w:t>种需要做的事情：</w:t>
+      </w:r>
+    </w:p>
+    <w:p>
+      <w:pPr>
+        <w:pStyle w:val="ListParagraph"/>
+        <w:numPr>
+          <w:ilvl w:val="0"/>
+          <w:numId w:val="6"/>
+        </w:numPr>
+        <w:ind w:firstLineChars="0"/>
+      </w:pPr>
+      <w:r>
+        <w:rPr>
+          <w:rFonts w:hint="eastAsia"/>
+        </w:rPr>
+        <w:t>信息同步：节点启动时会向</w:t>
+      </w:r>
+      <w:r>
+        <w:rPr>
+          <w:rFonts w:hint="eastAsia"/>
+        </w:rPr>
+        <w:t>catalog</w:t>
+      </w:r>
+      <w:r>
+        <w:rPr>
+          <w:rFonts w:hint="eastAsia"/>
+        </w:rPr>
+        <w:t>注册，注册信息包括</w:t>
+      </w:r>
+      <w:r>
+        <w:rPr>
+          <w:rFonts w:hint="eastAsia"/>
+        </w:rPr>
+        <w:t>hostname</w:t>
+      </w:r>
+      <w:r>
+        <w:rPr>
+          <w:rFonts w:hint="eastAsia"/>
+        </w:rPr>
+        <w:t>和各服务的服务名，注册的服务包括</w:t>
+      </w:r>
+      <w:r>
+        <w:rPr>
+          <w:rFonts w:hint="eastAsia"/>
+        </w:rPr>
+        <w:t>local,repl,shard</w:t>
+      </w:r>
+      <w:r>
+        <w:rPr>
+          <w:rFonts w:hint="eastAsia"/>
+        </w:rPr>
+        <w:t>。</w:t>
+      </w:r>
+      <w:r>
+        <w:rPr>
+          <w:rFonts w:hint="eastAsia"/>
+        </w:rPr>
+        <w:t>需要在注册时，使用</w:t>
+      </w:r>
+      <w:r>
+        <w:rPr>
+          <w:rFonts w:hint="eastAsia"/>
+        </w:rPr>
+        <w:t>svcaddr</w:t>
+      </w:r>
+      <w:r>
+        <w:rPr>
+          <w:rFonts w:hint="eastAsia"/>
+        </w:rPr>
+        <w:t>代替</w:t>
+      </w:r>
+      <w:r>
+        <w:rPr>
+          <w:rFonts w:hint="eastAsia"/>
+        </w:rPr>
+        <w:t>hostName</w:t>
+      </w:r>
+      <w:r>
+        <w:rPr>
+          <w:rFonts w:hint="eastAsia"/>
+        </w:rPr>
+        <w:t>。</w:t>
+      </w:r>
+    </w:p>
+    <w:p>
+      <w:pPr>
+        <w:pStyle w:val="ListParagraph"/>
+        <w:numPr>
+          <w:ilvl w:val="0"/>
+          <w:numId w:val="6"/>
+        </w:numPr>
+        <w:ind w:firstLineChars="0"/>
+      </w:pPr>
+      <w:r>
+        <w:rPr>
+          <w:rFonts w:hint="eastAsia"/>
+        </w:rPr>
+        <w:t>netFrame</w:t>
+      </w:r>
+      <w:r>
+        <w:rPr>
+          <w:rFonts w:hint="eastAsia"/>
+        </w:rPr>
+        <w:t>连接过多时，会进行</w:t>
+      </w:r>
+      <w:r>
+        <w:rPr>
+          <w:rFonts w:hint="eastAsia"/>
+        </w:rPr>
+        <w:t>closeListen</w:t>
+      </w:r>
+      <w:r>
+        <w:rPr>
+          <w:rFonts w:hint="eastAsia"/>
+        </w:rPr>
+        <w:t>，紧接着会在</w:t>
+      </w:r>
+      <w:r>
+        <w:rPr>
+          <w:rFonts w:hint="eastAsia"/>
+        </w:rPr>
+        <w:t>2ms</w:t>
+      </w:r>
+      <w:r>
+        <w:rPr>
+          <w:rFonts w:hint="eastAsia"/>
+        </w:rPr>
+        <w:t>之后启动监听，应使用</w:t>
+      </w:r>
+      <w:r>
+        <w:rPr>
+          <w:rFonts w:hint="eastAsia"/>
+        </w:rPr>
+        <w:t>svcaddr</w:t>
+      </w:r>
+      <w:r>
+        <w:rPr>
+          <w:rFonts w:hint="eastAsia"/>
+        </w:rPr>
+        <w:t>代替</w:t>
+      </w:r>
+      <w:r>
+        <w:rPr>
+          <w:rFonts w:hint="eastAsia"/>
+        </w:rPr>
+        <w:t>hostName</w:t>
+      </w:r>
+      <w:r>
+        <w:rPr>
+          <w:rFonts w:hint="eastAsia"/>
+        </w:rPr>
+        <w:t>。</w:t>
+      </w:r>
+    </w:p>
+    <w:p>
+      <w:pPr>
+        <w:pStyle w:val="ListParagraph"/>
+        <w:numPr>
+          <w:ilvl w:val="0"/>
+          <w:numId w:val="6"/>
+        </w:numPr>
+        <w:ind w:firstLineChars="0"/>
+        <w:rPr>
+          <w:rFonts w:hint="eastAsia"/>
+        </w:rPr>
+      </w:pPr>
+      <w:r>
+        <w:rPr>
+          <w:rFonts w:hint="eastAsia"/>
+        </w:rPr>
+        <w:t>sdblist</w:t>
+      </w:r>
+      <w:r>
+        <w:rPr>
+          <w:rFonts w:hint="eastAsia"/>
+        </w:rPr>
+        <w:t>等工具使用</w:t>
+      </w:r>
+      <w:r>
+        <w:rPr>
+          <w:rFonts w:hint="eastAsia"/>
+        </w:rPr>
+        <w:t>host</w:t>
+      </w:r>
+      <w:r>
+        <w:rPr>
+          <w:rFonts w:hint="eastAsia"/>
+        </w:rPr>
+        <w:t>作为节点</w:t>
+      </w:r>
+    </w:p>
+    <w:p>
+      <w:pPr>
+        <w:pStyle w:val="ListParagraph"/>
+        <w:numPr>
+          <w:ilvl w:val="0"/>
+          <w:numId w:val="6"/>
+        </w:numPr>
+        <w:ind w:firstLineChars="0"/>
+      </w:pPr>
+      <w:r>
+        <w:rPr>
+          <w:rFonts w:hint="eastAsia"/>
+        </w:rPr>
+        <w:t>使用</w:t>
+      </w:r>
+      <w:r>
+        <w:rPr>
+          <w:rFonts w:hint="eastAsia"/>
+        </w:rPr>
+        <w:t>ossGetHostName</w:t>
+      </w:r>
+      <w:r>
+        <w:rPr>
+          <w:rFonts w:hint="eastAsia"/>
+        </w:rPr>
+        <w:t>的地方都使用</w:t>
+      </w:r>
+      <w:r>
+        <w:rPr>
+          <w:rFonts w:hint="eastAsia"/>
+        </w:rPr>
+        <w:t>svcaddr</w:t>
+      </w:r>
+      <w:r>
+        <w:rPr>
+          <w:rFonts w:hint="eastAsia"/>
+        </w:rPr>
+        <w:t>代替</w:t>
+      </w:r>
+    </w:p>
+    <w:p/>
+    <w:p>
+      <w:r>
+        <w:rPr>
+          <w:rFonts w:hint="eastAsia"/>
+        </w:rPr>
+        <w:t>2</w:t>
+      </w:r>
+      <w:r>
+        <w:rPr>
+          <w:rFonts w:hint="eastAsia"/>
+        </w:rPr>
+        <w:t>种建议：</w:t>
+      </w:r>
+    </w:p>
+    <w:p>
+      <w:pPr>
+        <w:pStyle w:val="ListParagraph"/>
+        <w:numPr>
+          <w:ilvl w:val="0"/>
+          <w:numId w:val="5"/>
+        </w:numPr>
+        <w:ind w:firstLineChars="0"/>
+      </w:pPr>
+      <w:r>
+        <w:rPr>
+          <w:rFonts w:hint="eastAsia"/>
+        </w:rPr>
+        <w:t>不做</w:t>
+      </w:r>
+      <w:r>
+        <w:rPr>
+          <w:rFonts w:hint="eastAsia"/>
+        </w:rPr>
+        <w:t>ip</w:t>
+      </w:r>
+      <w:r>
+        <w:rPr>
+          <w:rFonts w:hint="eastAsia"/>
+        </w:rPr>
+        <w:t>绑定</w:t>
+      </w:r>
+      <w:r>
+        <w:rPr>
+          <w:rFonts w:hint="eastAsia"/>
+        </w:rPr>
+        <w:t>,</w:t>
+      </w:r>
+      <w:r>
+        <w:rPr>
+          <w:rFonts w:hint="eastAsia"/>
+        </w:rPr>
+        <w:t>或者绑定在</w:t>
+      </w:r>
+      <w:r>
+        <w:rPr>
+          <w:rFonts w:hint="eastAsia"/>
+        </w:rPr>
+        <w:t>host</w:t>
+      </w:r>
+      <w:r>
+        <w:rPr>
+          <w:rFonts w:hint="eastAsia"/>
+        </w:rPr>
+        <w:t>上。</w:t>
+      </w:r>
+    </w:p>
+    <w:p>
+      <w:pPr>
+        <w:pStyle w:val="ListParagraph"/>
+        <w:numPr>
+          <w:ilvl w:val="0"/>
+          <w:numId w:val="5"/>
+        </w:numPr>
+        <w:ind w:firstLineChars="0"/>
+      </w:pPr>
+      <w:r>
+        <w:rPr>
+          <w:rFonts w:hint="eastAsia"/>
+        </w:rPr>
+        <w:t>svc http cluster</w:t>
+      </w:r>
+      <w:r>
+        <w:rPr>
+          <w:rFonts w:hint="eastAsia"/>
+        </w:rPr>
+        <w:t>等绑定只对外提供一种可配置，即</w:t>
+      </w:r>
+      <w:r>
+        <w:rPr>
+          <w:rFonts w:hint="eastAsia"/>
+        </w:rPr>
+        <w:t>svcaddr</w:t>
+      </w:r>
+      <w:r>
+        <w:rPr>
+          <w:rFonts w:hint="eastAsia"/>
+        </w:rPr>
+        <w:t>，默认为</w:t>
+      </w:r>
+      <w:r>
+        <w:rPr>
+          <w:rFonts w:hint="eastAsia"/>
+        </w:rPr>
+        <w:t>hostName.</w:t>
+      </w:r>
+    </w:p>
+    <w:p/>
+    <w:p>
+      <w:pPr>
         <w:pStyle w:val="PlainText"/>
         <w:rPr>
-          <w:rFonts w:hAnsi="宋体" w:cs="宋体" w:hint="eastAsia"/>
-        </w:rPr>
-      </w:pPr>
-      <w:r>
-        <w:rPr>
-          <w:rFonts w:hAnsi="宋体" w:cs="宋体" w:hint="eastAsia"/>
-        </w:rPr>
-        <w:t>oma和omm则使用shardaddr.</w:t>
-      </w:r>
+          <w:rFonts w:hAnsi="宋体" w:cs="宋体"/>
+        </w:rPr>
+      </w:pPr>
     </w:p>
     <w:p>
       <w:pPr>
@@ -579,7 +1215,6 @@
         <w:rPr>
           <w:rFonts w:hint="eastAsia"/>
         </w:rPr>
-        <w:lastRenderedPageBreak/>
         <w:t>遗留问题</w:t>
       </w:r>
     </w:p>
@@ -775,7 +1410,6 @@
             <w:pPr>
               <w:jc w:val="center"/>
               <w:rPr>
-                <w:rFonts w:hint="eastAsia"/>
                 <w:b/>
               </w:rPr>
             </w:pPr>
@@ -796,7 +1430,6 @@
             <w:pPr>
               <w:jc w:val="center"/>
               <w:rPr>
-                <w:rFonts w:hint="eastAsia"/>
                 <w:b/>
               </w:rPr>
             </w:pPr>
@@ -845,7 +1478,6 @@
             <w:pPr>
               <w:jc w:val="center"/>
               <w:rPr>
-                <w:rFonts w:hint="eastAsia"/>
                 <w:b/>
               </w:rPr>
             </w:pPr>
@@ -880,7 +1512,6 @@
             <w:pPr>
               <w:jc w:val="center"/>
               <w:rPr>
-                <w:rFonts w:hint="eastAsia"/>
                 <w:b/>
               </w:rPr>
             </w:pPr>
@@ -945,16 +1576,56 @@
             <w:pPr>
               <w:jc w:val="center"/>
               <w:rPr>
-                <w:rFonts w:hint="eastAsia"/>
-                <w:b/>
-              </w:rPr>
-            </w:pPr>
-            <w:r>
-              <w:rPr>
-                <w:rFonts w:hint="eastAsia"/>
-                <w:b/>
-              </w:rPr>
-              <w:t>0</w:t>
+                <w:b/>
+              </w:rPr>
+            </w:pPr>
+            <w:r>
+              <w:rPr>
+                <w:rFonts w:hint="eastAsia"/>
+                <w:b/>
+              </w:rPr>
+              <w:t>02</w:t>
+            </w:r>
+          </w:p>
+        </w:tc>
+        <w:tc>
+          <w:tcPr>
+            <w:tcW w:w="2129" w:type="dxa"/>
+          </w:tcPr>
+          <w:p>
+            <w:pPr>
+              <w:jc w:val="center"/>
+              <w:rPr>
+                <w:b/>
+              </w:rPr>
+            </w:pPr>
+            <w:r>
+              <w:rPr>
+                <w:rFonts w:hint="eastAsia"/>
+                <w:b/>
+              </w:rPr>
+              <w:t>双网卡环境</w:t>
+            </w:r>
+            <w:r>
+              <w:rPr>
+                <w:rFonts w:hint="eastAsia"/>
+                <w:b/>
+              </w:rPr>
+              <w:t>svcaddr</w:t>
+            </w:r>
+            <w:r>
+              <w:rPr>
+                <w:rFonts w:hint="eastAsia"/>
+                <w:b/>
+              </w:rPr>
+              <w:t>绑定</w:t>
+            </w:r>
+            <w:r>
+              <w:rPr>
+                <w:rFonts w:hint="eastAsia"/>
+                <w:b/>
+              </w:rPr>
+              <w:t>正常地址</w:t>
             </w:r>
             <w:r>
               <w:rPr>
@@ -973,56 +1644,6 @@
             <w:pPr>
               <w:jc w:val="center"/>
               <w:rPr>
-                <w:rFonts w:hint="eastAsia"/>
-                <w:b/>
-              </w:rPr>
-            </w:pPr>
-            <w:r>
-              <w:rPr>
-                <w:rFonts w:hint="eastAsia"/>
-                <w:b/>
-              </w:rPr>
-              <w:t>双网卡环境</w:t>
-            </w:r>
-            <w:r>
-              <w:rPr>
-                <w:rFonts w:hint="eastAsia"/>
-                <w:b/>
-              </w:rPr>
-              <w:t>svcaddr</w:t>
-            </w:r>
-            <w:r>
-              <w:rPr>
-                <w:rFonts w:hint="eastAsia"/>
-                <w:b/>
-              </w:rPr>
-              <w:t>绑定</w:t>
-            </w:r>
-            <w:r>
-              <w:rPr>
-                <w:rFonts w:hint="eastAsia"/>
-                <w:b/>
-              </w:rPr>
-              <w:t>正常地址</w:t>
-            </w:r>
-            <w:r>
-              <w:rPr>
-                <w:rFonts w:hint="eastAsia"/>
-                <w:b/>
-              </w:rPr>
-              <w:t>2</w:t>
-            </w:r>
-          </w:p>
-        </w:tc>
-        <w:tc>
-          <w:tcPr>
-            <w:tcW w:w="2129" w:type="dxa"/>
-          </w:tcPr>
-          <w:p>
-            <w:pPr>
-              <w:jc w:val="center"/>
-              <w:rPr>
-                <w:rFonts w:hint="eastAsia"/>
                 <w:b/>
               </w:rPr>
             </w:pPr>
@@ -1057,7 +1678,6 @@
             <w:pPr>
               <w:jc w:val="center"/>
               <w:rPr>
-                <w:rFonts w:hint="eastAsia"/>
                 <w:b/>
               </w:rPr>
             </w:pPr>
@@ -1129,35 +1749,26 @@
             <w:pPr>
               <w:jc w:val="center"/>
               <w:rPr>
-                <w:rFonts w:hint="eastAsia"/>
-                <w:b/>
-              </w:rPr>
-            </w:pPr>
-            <w:r>
-              <w:rPr>
-                <w:rFonts w:hint="eastAsia"/>
-                <w:b/>
-              </w:rPr>
-              <w:t>0</w:t>
-            </w:r>
-            <w:r>
-              <w:rPr>
-                <w:rFonts w:hint="eastAsia"/>
-                <w:b/>
-              </w:rPr>
-              <w:t>3</w:t>
-            </w:r>
-          </w:p>
-        </w:tc>
-        <w:tc>
-          <w:tcPr>
-            <w:tcW w:w="2129" w:type="dxa"/>
-          </w:tcPr>
-          <w:p>
-            <w:pPr>
-              <w:jc w:val="center"/>
-              <w:rPr>
-                <w:rFonts w:hint="eastAsia"/>
+                <w:b/>
+              </w:rPr>
+            </w:pPr>
+            <w:r>
+              <w:rPr>
+                <w:rFonts w:hint="eastAsia"/>
+                <w:b/>
+              </w:rPr>
+              <w:t>03</w:t>
+            </w:r>
+          </w:p>
+        </w:tc>
+        <w:tc>
+          <w:tcPr>
+            <w:tcW w:w="2129" w:type="dxa"/>
+          </w:tcPr>
+          <w:p>
+            <w:pPr>
+              <w:jc w:val="center"/>
+              <w:rPr>
                 <w:b/>
               </w:rPr>
             </w:pPr>
@@ -1206,7 +1817,6 @@
             <w:pPr>
               <w:jc w:val="center"/>
               <w:rPr>
-                <w:rFonts w:hint="eastAsia"/>
                 <w:b/>
               </w:rPr>
             </w:pPr>
@@ -1236,7 +1846,6 @@
             <w:pPr>
               <w:jc w:val="center"/>
               <w:rPr>
-                <w:rFonts w:hint="eastAsia"/>
                 <w:b/>
               </w:rPr>
             </w:pPr>
@@ -1264,7 +1873,6 @@
             <w:pPr>
               <w:jc w:val="center"/>
               <w:rPr>
-                <w:rFonts w:hint="eastAsia"/>
                 <w:b/>
               </w:rPr>
             </w:pPr>
@@ -1329,7 +1937,6 @@
             <w:pPr>
               <w:jc w:val="center"/>
               <w:rPr>
-                <w:rFonts w:hint="eastAsia"/>
                 <w:b/>
               </w:rPr>
             </w:pPr>
@@ -1350,7 +1957,6 @@
             <w:pPr>
               <w:jc w:val="center"/>
               <w:rPr>
-                <w:rFonts w:hint="eastAsia"/>
                 <w:b/>
               </w:rPr>
             </w:pPr>
@@ -1399,7 +2005,6 @@
             <w:pPr>
               <w:jc w:val="center"/>
               <w:rPr>
-                <w:rFonts w:hint="eastAsia"/>
                 <w:b/>
               </w:rPr>
             </w:pPr>
@@ -1436,7 +2041,6 @@
             <w:pPr>
               <w:jc w:val="center"/>
               <w:rPr>
-                <w:rFonts w:hint="eastAsia"/>
                 <w:b/>
               </w:rPr>
             </w:pPr>
@@ -1471,7 +2075,6 @@
             <w:pPr>
               <w:jc w:val="center"/>
               <w:rPr>
-                <w:rFonts w:hint="eastAsia"/>
                 <w:b/>
               </w:rPr>
             </w:pPr>
@@ -1543,35 +2146,27 @@
             <w:pPr>
               <w:jc w:val="center"/>
               <w:rPr>
-                <w:rFonts w:hint="eastAsia"/>
-                <w:b/>
-              </w:rPr>
-            </w:pPr>
-            <w:r>
-              <w:rPr>
-                <w:rFonts w:hint="eastAsia"/>
-                <w:b/>
-              </w:rPr>
-              <w:t>0</w:t>
-            </w:r>
-            <w:r>
-              <w:rPr>
-                <w:rFonts w:hint="eastAsia"/>
-                <w:b/>
-              </w:rPr>
-              <w:t>5</w:t>
-            </w:r>
-          </w:p>
-        </w:tc>
-        <w:tc>
-          <w:tcPr>
-            <w:tcW w:w="2129" w:type="dxa"/>
-          </w:tcPr>
-          <w:p>
-            <w:pPr>
-              <w:jc w:val="center"/>
-              <w:rPr>
-                <w:rFonts w:hint="eastAsia"/>
+                <w:b/>
+              </w:rPr>
+            </w:pPr>
+            <w:r>
+              <w:rPr>
+                <w:rFonts w:hint="eastAsia"/>
+                <w:b/>
+              </w:rPr>
+              <w:lastRenderedPageBreak/>
+              <w:t>05</w:t>
+            </w:r>
+          </w:p>
+        </w:tc>
+        <w:tc>
+          <w:tcPr>
+            <w:tcW w:w="2129" w:type="dxa"/>
+          </w:tcPr>
+          <w:p>
+            <w:pPr>
+              <w:jc w:val="center"/>
+              <w:rPr>
                 <w:b/>
               </w:rPr>
             </w:pPr>
@@ -1634,7 +2229,6 @@
             <w:pPr>
               <w:jc w:val="center"/>
               <w:rPr>
-                <w:rFonts w:hint="eastAsia"/>
                 <w:b/>
               </w:rPr>
             </w:pPr>
@@ -1662,7 +2256,6 @@
             <w:pPr>
               <w:jc w:val="center"/>
               <w:rPr>
-                <w:rFonts w:hint="eastAsia"/>
                 <w:b/>
               </w:rPr>
             </w:pPr>
@@ -1692,35 +2285,26 @@
             <w:pPr>
               <w:jc w:val="center"/>
               <w:rPr>
-                <w:rFonts w:hint="eastAsia"/>
-                <w:b/>
-              </w:rPr>
-            </w:pPr>
-            <w:r>
-              <w:rPr>
-                <w:rFonts w:hint="eastAsia"/>
-                <w:b/>
-              </w:rPr>
-              <w:t>0</w:t>
-            </w:r>
-            <w:r>
-              <w:rPr>
-                <w:rFonts w:hint="eastAsia"/>
-                <w:b/>
-              </w:rPr>
-              <w:t>6</w:t>
-            </w:r>
-          </w:p>
-        </w:tc>
-        <w:tc>
-          <w:tcPr>
-            <w:tcW w:w="2129" w:type="dxa"/>
-          </w:tcPr>
-          <w:p>
-            <w:pPr>
-              <w:jc w:val="center"/>
-              <w:rPr>
-                <w:rFonts w:hint="eastAsia"/>
+                <w:b/>
+              </w:rPr>
+            </w:pPr>
+            <w:r>
+              <w:rPr>
+                <w:rFonts w:hint="eastAsia"/>
+                <w:b/>
+              </w:rPr>
+              <w:t>06</w:t>
+            </w:r>
+          </w:p>
+        </w:tc>
+        <w:tc>
+          <w:tcPr>
+            <w:tcW w:w="2129" w:type="dxa"/>
+          </w:tcPr>
+          <w:p>
+            <w:pPr>
+              <w:jc w:val="center"/>
+              <w:rPr>
                 <w:b/>
               </w:rPr>
             </w:pPr>
@@ -1769,7 +2353,6 @@
             <w:pPr>
               <w:jc w:val="center"/>
               <w:rPr>
-                <w:rFonts w:hint="eastAsia"/>
                 <w:b/>
               </w:rPr>
             </w:pPr>
@@ -1797,7 +2380,6 @@
             <w:pPr>
               <w:jc w:val="center"/>
               <w:rPr>
-                <w:rFonts w:hint="eastAsia"/>
                 <w:b/>
               </w:rPr>
             </w:pPr>
@@ -1834,35 +2416,26 @@
             <w:pPr>
               <w:jc w:val="center"/>
               <w:rPr>
-                <w:rFonts w:hint="eastAsia"/>
-                <w:b/>
-              </w:rPr>
-            </w:pPr>
-            <w:r>
-              <w:rPr>
-                <w:rFonts w:hint="eastAsia"/>
-                <w:b/>
-              </w:rPr>
-              <w:t>0</w:t>
-            </w:r>
-            <w:r>
-              <w:rPr>
-                <w:rFonts w:hint="eastAsia"/>
-                <w:b/>
-              </w:rPr>
-              <w:t>7</w:t>
-            </w:r>
-          </w:p>
-        </w:tc>
-        <w:tc>
-          <w:tcPr>
-            <w:tcW w:w="2129" w:type="dxa"/>
-          </w:tcPr>
-          <w:p>
-            <w:pPr>
-              <w:jc w:val="center"/>
-              <w:rPr>
-                <w:rFonts w:hint="eastAsia"/>
+                <w:b/>
+              </w:rPr>
+            </w:pPr>
+            <w:r>
+              <w:rPr>
+                <w:rFonts w:hint="eastAsia"/>
+                <w:b/>
+              </w:rPr>
+              <w:t>07</w:t>
+            </w:r>
+          </w:p>
+        </w:tc>
+        <w:tc>
+          <w:tcPr>
+            <w:tcW w:w="2129" w:type="dxa"/>
+          </w:tcPr>
+          <w:p>
+            <w:pPr>
+              <w:jc w:val="center"/>
+              <w:rPr>
                 <w:b/>
               </w:rPr>
             </w:pPr>
@@ -1911,7 +2484,6 @@
             <w:pPr>
               <w:jc w:val="center"/>
               <w:rPr>
-                <w:rFonts w:hint="eastAsia"/>
                 <w:b/>
               </w:rPr>
             </w:pPr>
@@ -1934,7 +2506,6 @@
             <w:pPr>
               <w:jc w:val="center"/>
               <w:rPr>
-                <w:rFonts w:hint="eastAsia"/>
                 <w:b/>
               </w:rPr>
             </w:pPr>
@@ -1962,7 +2533,6 @@
             <w:pPr>
               <w:jc w:val="center"/>
               <w:rPr>
-                <w:rFonts w:hint="eastAsia"/>
                 <w:b/>
               </w:rPr>
             </w:pPr>
@@ -2027,7 +2597,6 @@
             <w:pPr>
               <w:jc w:val="center"/>
               <w:rPr>
-                <w:rFonts w:hint="eastAsia"/>
                 <w:b/>
               </w:rPr>
             </w:pPr>
@@ -2048,7 +2617,6 @@
             <w:pPr>
               <w:jc w:val="center"/>
               <w:rPr>
-                <w:rFonts w:hint="eastAsia"/>
                 <w:b/>
               </w:rPr>
             </w:pPr>
@@ -2097,7 +2665,6 @@
             <w:pPr>
               <w:jc w:val="center"/>
               <w:rPr>
-                <w:rFonts w:hint="eastAsia"/>
                 <w:b/>
               </w:rPr>
             </w:pPr>
@@ -2127,7 +2694,6 @@
             <w:pPr>
               <w:jc w:val="center"/>
               <w:rPr>
-                <w:rFonts w:hint="eastAsia"/>
                 <w:b/>
               </w:rPr>
             </w:pPr>
@@ -2162,23 +2728,15 @@
             <w:pPr>
               <w:jc w:val="center"/>
               <w:rPr>
-                <w:rFonts w:hint="eastAsia"/>
-                <w:b/>
-              </w:rPr>
-            </w:pPr>
-            <w:r>
-              <w:rPr>
-                <w:rFonts w:hint="eastAsia"/>
-                <w:b/>
-              </w:rPr>
-              <w:t>禁掉</w:t>
-            </w:r>
-            <w:r>
-              <w:rPr>
-                <w:rFonts w:hint="eastAsia"/>
-                <w:b/>
-              </w:rPr>
-              <w:t>网卡</w:t>
+                <w:b/>
+              </w:rPr>
+            </w:pPr>
+            <w:r>
+              <w:rPr>
+                <w:rFonts w:hint="eastAsia"/>
+                <w:b/>
+              </w:rPr>
+              <w:t>禁掉网卡</w:t>
             </w:r>
             <w:r>
               <w:rPr>
@@ -2220,16 +2778,14 @@
             <w:pPr>
               <w:jc w:val="center"/>
               <w:rPr>
-                <w:rFonts w:hint="eastAsia"/>
-                <w:b/>
-              </w:rPr>
-            </w:pPr>
-            <w:r>
-              <w:rPr>
-                <w:rFonts w:hint="eastAsia"/>
-                <w:b/>
-              </w:rPr>
-              <w:lastRenderedPageBreak/>
+                <w:b/>
+              </w:rPr>
+            </w:pPr>
+            <w:r>
+              <w:rPr>
+                <w:rFonts w:hint="eastAsia"/>
+                <w:b/>
+              </w:rPr>
               <w:t>09</w:t>
             </w:r>
           </w:p>
@@ -2242,7 +2798,6 @@
             <w:pPr>
               <w:jc w:val="center"/>
               <w:rPr>
-                <w:rFonts w:hint="eastAsia"/>
                 <w:b/>
               </w:rPr>
             </w:pPr>
@@ -2275,7 +2830,6 @@
             <w:pPr>
               <w:jc w:val="center"/>
               <w:rPr>
-                <w:rFonts w:hint="eastAsia"/>
                 <w:b/>
               </w:rPr>
             </w:pPr>
@@ -2301,7 +2855,6 @@
             <w:pPr>
               <w:jc w:val="center"/>
               <w:rPr>
-                <w:rFonts w:hint="eastAsia"/>
                 <w:b/>
               </w:rPr>
             </w:pPr>
@@ -2331,7 +2884,6 @@
             <w:pPr>
               <w:jc w:val="center"/>
               <w:rPr>
-                <w:rFonts w:hint="eastAsia"/>
                 <w:b/>
               </w:rPr>
             </w:pPr>
@@ -2352,7 +2904,6 @@
             <w:pPr>
               <w:jc w:val="center"/>
               <w:rPr>
-                <w:rFonts w:hint="eastAsia"/>
                 <w:b/>
               </w:rPr>
             </w:pPr>
@@ -2385,7 +2936,6 @@
             <w:pPr>
               <w:jc w:val="center"/>
               <w:rPr>
-                <w:rFonts w:hint="eastAsia"/>
                 <w:b/>
               </w:rPr>
             </w:pPr>
@@ -2411,7 +2961,6 @@
             <w:pPr>
               <w:jc w:val="center"/>
               <w:rPr>
-                <w:rFonts w:hint="eastAsia"/>
                 <w:b/>
               </w:rPr>
             </w:pPr>
@@ -2715,6 +3264,270 @@
       </w:pPr>
     </w:lvl>
   </w:abstractNum>
+  <w:abstractNum w:abstractNumId="3">
+    <w:nsid w:val="57522AFE"/>
+    <w:multiLevelType w:val="hybridMultilevel"/>
+    <w:tmpl w:val="2A9AA602"/>
+    <w:lvl w:ilvl="0" w:tplc="8912160C">
+      <w:start w:val="1"/>
+      <w:numFmt w:val="decimal"/>
+      <w:lvlText w:val="%1."/>
+      <w:lvlJc w:val="left"/>
+      <w:pPr>
+        <w:ind w:left="360" w:hanging="360"/>
+      </w:pPr>
+      <w:rPr>
+        <w:rFonts w:hint="default"/>
+      </w:rPr>
+    </w:lvl>
+    <w:lvl w:ilvl="1" w:tplc="04090019" w:tentative="1">
+      <w:start w:val="1"/>
+      <w:numFmt w:val="lowerLetter"/>
+      <w:lvlText w:val="%2)"/>
+      <w:lvlJc w:val="left"/>
+      <w:pPr>
+        <w:ind w:left="840" w:hanging="420"/>
+      </w:pPr>
+    </w:lvl>
+    <w:lvl w:ilvl="2" w:tplc="0409001B" w:tentative="1">
+      <w:start w:val="1"/>
+      <w:numFmt w:val="lowerRoman"/>
+      <w:lvlText w:val="%3."/>
+      <w:lvlJc w:val="right"/>
+      <w:pPr>
+        <w:ind w:left="1260" w:hanging="420"/>
+      </w:pPr>
+    </w:lvl>
+    <w:lvl w:ilvl="3" w:tplc="0409000F" w:tentative="1">
+      <w:start w:val="1"/>
+      <w:numFmt w:val="decimal"/>
+      <w:lvlText w:val="%4."/>
+      <w:lvlJc w:val="left"/>
+      <w:pPr>
+        <w:ind w:left="1680" w:hanging="420"/>
+      </w:pPr>
+    </w:lvl>
+    <w:lvl w:ilvl="4" w:tplc="04090019" w:tentative="1">
+      <w:start w:val="1"/>
+      <w:numFmt w:val="lowerLetter"/>
+      <w:lvlText w:val="%5)"/>
+      <w:lvlJc w:val="left"/>
+      <w:pPr>
+        <w:ind w:left="2100" w:hanging="420"/>
+      </w:pPr>
+    </w:lvl>
+    <w:lvl w:ilvl="5" w:tplc="0409001B" w:tentative="1">
+      <w:start w:val="1"/>
+      <w:numFmt w:val="lowerRoman"/>
+      <w:lvlText w:val="%6."/>
+      <w:lvlJc w:val="right"/>
+      <w:pPr>
+        <w:ind w:left="2520" w:hanging="420"/>
+      </w:pPr>
+    </w:lvl>
+    <w:lvl w:ilvl="6" w:tplc="0409000F" w:tentative="1">
+      <w:start w:val="1"/>
+      <w:numFmt w:val="decimal"/>
+      <w:lvlText w:val="%7."/>
+      <w:lvlJc w:val="left"/>
+      <w:pPr>
+        <w:ind w:left="2940" w:hanging="420"/>
+      </w:pPr>
+    </w:lvl>
+    <w:lvl w:ilvl="7" w:tplc="04090019" w:tentative="1">
+      <w:start w:val="1"/>
+      <w:numFmt w:val="lowerLetter"/>
+      <w:lvlText w:val="%8)"/>
+      <w:lvlJc w:val="left"/>
+      <w:pPr>
+        <w:ind w:left="3360" w:hanging="420"/>
+      </w:pPr>
+    </w:lvl>
+    <w:lvl w:ilvl="8" w:tplc="0409001B" w:tentative="1">
+      <w:start w:val="1"/>
+      <w:numFmt w:val="lowerRoman"/>
+      <w:lvlText w:val="%9."/>
+      <w:lvlJc w:val="right"/>
+      <w:pPr>
+        <w:ind w:left="3780" w:hanging="420"/>
+      </w:pPr>
+    </w:lvl>
+  </w:abstractNum>
+  <w:abstractNum w:abstractNumId="4">
+    <w:nsid w:val="5C433F97"/>
+    <w:multiLevelType w:val="hybridMultilevel"/>
+    <w:tmpl w:val="6BFC23A4"/>
+    <w:lvl w:ilvl="0" w:tplc="0409000F">
+      <w:start w:val="1"/>
+      <w:numFmt w:val="decimal"/>
+      <w:lvlText w:val="%1."/>
+      <w:lvlJc w:val="left"/>
+      <w:pPr>
+        <w:ind w:left="420" w:hanging="420"/>
+      </w:pPr>
+    </w:lvl>
+    <w:lvl w:ilvl="1" w:tplc="04090019" w:tentative="1">
+      <w:start w:val="1"/>
+      <w:numFmt w:val="lowerLetter"/>
+      <w:lvlText w:val="%2)"/>
+      <w:lvlJc w:val="left"/>
+      <w:pPr>
+        <w:ind w:left="840" w:hanging="420"/>
+      </w:pPr>
+    </w:lvl>
+    <w:lvl w:ilvl="2" w:tplc="0409001B" w:tentative="1">
+      <w:start w:val="1"/>
+      <w:numFmt w:val="lowerRoman"/>
+      <w:lvlText w:val="%3."/>
+      <w:lvlJc w:val="right"/>
+      <w:pPr>
+        <w:ind w:left="1260" w:hanging="420"/>
+      </w:pPr>
+    </w:lvl>
+    <w:lvl w:ilvl="3" w:tplc="0409000F" w:tentative="1">
+      <w:start w:val="1"/>
+      <w:numFmt w:val="decimal"/>
+      <w:lvlText w:val="%4."/>
+      <w:lvlJc w:val="left"/>
+      <w:pPr>
+        <w:ind w:left="1680" w:hanging="420"/>
+      </w:pPr>
+    </w:lvl>
+    <w:lvl w:ilvl="4" w:tplc="04090019" w:tentative="1">
+      <w:start w:val="1"/>
+      <w:numFmt w:val="lowerLetter"/>
+      <w:lvlText w:val="%5)"/>
+      <w:lvlJc w:val="left"/>
+      <w:pPr>
+        <w:ind w:left="2100" w:hanging="420"/>
+      </w:pPr>
+    </w:lvl>
+    <w:lvl w:ilvl="5" w:tplc="0409001B" w:tentative="1">
+      <w:start w:val="1"/>
+      <w:numFmt w:val="lowerRoman"/>
+      <w:lvlText w:val="%6."/>
+      <w:lvlJc w:val="right"/>
+      <w:pPr>
+        <w:ind w:left="2520" w:hanging="420"/>
+      </w:pPr>
+    </w:lvl>
+    <w:lvl w:ilvl="6" w:tplc="0409000F" w:tentative="1">
+      <w:start w:val="1"/>
+      <w:numFmt w:val="decimal"/>
+      <w:lvlText w:val="%7."/>
+      <w:lvlJc w:val="left"/>
+      <w:pPr>
+        <w:ind w:left="2940" w:hanging="420"/>
+      </w:pPr>
+    </w:lvl>
+    <w:lvl w:ilvl="7" w:tplc="04090019" w:tentative="1">
+      <w:start w:val="1"/>
+      <w:numFmt w:val="lowerLetter"/>
+      <w:lvlText w:val="%8)"/>
+      <w:lvlJc w:val="left"/>
+      <w:pPr>
+        <w:ind w:left="3360" w:hanging="420"/>
+      </w:pPr>
+    </w:lvl>
+    <w:lvl w:ilvl="8" w:tplc="0409001B" w:tentative="1">
+      <w:start w:val="1"/>
+      <w:numFmt w:val="lowerRoman"/>
+      <w:lvlText w:val="%9."/>
+      <w:lvlJc w:val="right"/>
+      <w:pPr>
+        <w:ind w:left="3780" w:hanging="420"/>
+      </w:pPr>
+    </w:lvl>
+  </w:abstractNum>
+  <w:abstractNum w:abstractNumId="5">
+    <w:nsid w:val="6F794760"/>
+    <w:multiLevelType w:val="hybridMultilevel"/>
+    <w:tmpl w:val="A91AEC38"/>
+    <w:lvl w:ilvl="0" w:tplc="8CC27F56">
+      <w:start w:val="1"/>
+      <w:numFmt w:val="decimal"/>
+      <w:lvlText w:val="%1."/>
+      <w:lvlJc w:val="left"/>
+      <w:pPr>
+        <w:ind w:left="360" w:hanging="360"/>
+      </w:pPr>
+      <w:rPr>
+        <w:rFonts w:hint="default"/>
+      </w:rPr>
+    </w:lvl>
+    <w:lvl w:ilvl="1" w:tplc="04090019" w:tentative="1">
+      <w:start w:val="1"/>
+      <w:numFmt w:val="lowerLetter"/>
+      <w:lvlText w:val="%2)"/>
+      <w:lvlJc w:val="left"/>
+      <w:pPr>
+        <w:ind w:left="840" w:hanging="420"/>
+      </w:pPr>
+    </w:lvl>
+    <w:lvl w:ilvl="2" w:tplc="0409001B" w:tentative="1">
+      <w:start w:val="1"/>
+      <w:numFmt w:val="lowerRoman"/>
+      <w:lvlText w:val="%3."/>
+      <w:lvlJc w:val="right"/>
+      <w:pPr>
+        <w:ind w:left="1260" w:hanging="420"/>
+      </w:pPr>
+    </w:lvl>
+    <w:lvl w:ilvl="3" w:tplc="0409000F" w:tentative="1">
+      <w:start w:val="1"/>
+      <w:numFmt w:val="decimal"/>
+      <w:lvlText w:val="%4."/>
+      <w:lvlJc w:val="left"/>
+      <w:pPr>
+        <w:ind w:left="1680" w:hanging="420"/>
+      </w:pPr>
+    </w:lvl>
+    <w:lvl w:ilvl="4" w:tplc="04090019" w:tentative="1">
+      <w:start w:val="1"/>
+      <w:numFmt w:val="lowerLetter"/>
+      <w:lvlText w:val="%5)"/>
+      <w:lvlJc w:val="left"/>
+      <w:pPr>
+        <w:ind w:left="2100" w:hanging="420"/>
+      </w:pPr>
+    </w:lvl>
+    <w:lvl w:ilvl="5" w:tplc="0409001B" w:tentative="1">
+      <w:start w:val="1"/>
+      <w:numFmt w:val="lowerRoman"/>
+      <w:lvlText w:val="%6."/>
+      <w:lvlJc w:val="right"/>
+      <w:pPr>
+        <w:ind w:left="2520" w:hanging="420"/>
+      </w:pPr>
+    </w:lvl>
+    <w:lvl w:ilvl="6" w:tplc="0409000F" w:tentative="1">
+      <w:start w:val="1"/>
+      <w:numFmt w:val="decimal"/>
+      <w:lvlText w:val="%7."/>
+      <w:lvlJc w:val="left"/>
+      <w:pPr>
+        <w:ind w:left="2940" w:hanging="420"/>
+      </w:pPr>
+    </w:lvl>
+    <w:lvl w:ilvl="7" w:tplc="04090019" w:tentative="1">
+      <w:start w:val="1"/>
+      <w:numFmt w:val="lowerLetter"/>
+      <w:lvlText w:val="%8)"/>
+      <w:lvlJc w:val="left"/>
+      <w:pPr>
+        <w:ind w:left="3360" w:hanging="420"/>
+      </w:pPr>
+    </w:lvl>
+    <w:lvl w:ilvl="8" w:tplc="0409001B" w:tentative="1">
+      <w:start w:val="1"/>
+      <w:numFmt w:val="lowerRoman"/>
+      <w:lvlText w:val="%9."/>
+      <w:lvlJc w:val="right"/>
+      <w:pPr>
+        <w:ind w:left="3780" w:hanging="420"/>
+      </w:pPr>
+    </w:lvl>
+  </w:abstractNum>
   <w:num w:numId="1">
     <w:abstractNumId w:val="2"/>
   </w:num>
@@ -2723,6 +3536,15 @@
   </w:num>
   <w:num w:numId="3">
     <w:abstractNumId w:val="0"/>
+  </w:num>
+  <w:num w:numId="4">
+    <w:abstractNumId w:val="4"/>
+  </w:num>
+  <w:num w:numId="5">
+    <w:abstractNumId w:val="5"/>
+  </w:num>
+  <w:num w:numId="6">
+    <w:abstractNumId w:val="3"/>
   </w:num>
 </w:numbering>
 </file>
@@ -3121,6 +3943,16 @@
       <w:szCs w:val="16"/>
     </w:rPr>
   </w:style>
+  <w:style w:type="paragraph" w:styleId="ListParagraph">
+    <w:name w:val="List Paragraph"/>
+    <w:basedOn w:val="Normal"/>
+    <w:uiPriority w:val="34"/>
+    <w:qFormat/>
+    <w:rsid w:val="00F43D74"/>
+    <w:pPr>
+      <w:ind w:firstLineChars="200" w:firstLine="420"/>
+    </w:pPr>
+  </w:style>
 </w:styles>
 </file>
 
